--- a/TestWord_1/F_ТИПОВИЙ ДОГОВІР НІЧНІ КЛУБИ ГО УААСП.docx
+++ b/TestWord_1/F_ТИПОВИЙ ДОГОВІР НІЧНІ КЛУБИ ГО УААСП.docx
@@ -121,6 +121,8 @@
       <w:sdt>
         <w:sdtPr>
           <w:rPr>
+            <w:rFonts w:ascii="Times New Roman" w:hAnsi="Times New Roman" w:cs="Times New Roman"/>
+            <w:b/>
             <w:sz w:val="20"/>
             <w:szCs w:val="20"/>
           </w:rPr>
@@ -134,6 +136,7 @@
           <w15:appearance w15:val="tags"/>
           <w:text/>
         </w:sdtPr>
+        <w:sdtEndPr/>
         <w:sdtContent>
           <w:r>
             <w:rPr>
@@ -156,7 +159,7 @@
         <w:adjustRightInd w:val="0"/>
         <w:spacing w:after="0" w:line="240" w:lineRule="auto"/>
         <w:ind w:right="-141"/>
-        <w:jc w:val="both"/>
+        <w:jc w:val="center"/>
         <w:textAlignment w:val="baseline"/>
         <w:rPr>
           <w:rFonts w:ascii="Times New Roman" w:eastAsia="MS Mincho" w:hAnsi="Times New Roman" w:cs="Times New Roman"/>
@@ -204,11 +207,13 @@
       <w:sdt>
         <w:sdtPr>
           <w:rPr>
+            <w:rFonts w:ascii="Times New Roman" w:hAnsi="Times New Roman" w:cs="Times New Roman"/>
+            <w:b/>
             <w:sz w:val="20"/>
             <w:szCs w:val="20"/>
           </w:rPr>
-          <w:alias w:val="docDateC"/>
-          <w:tag w:val="docDateC"/>
+          <w:alias w:val="docDate"/>
+          <w:tag w:val="docDate"/>
           <w:id w:val="-1392730580"/>
           <w:placeholder>
             <w:docPart w:val="326F6C0D706B41889D3FC79478E56AEA"/>
@@ -217,10 +222,12 @@
           <w15:appearance w15:val="tags"/>
           <w:text/>
         </w:sdtPr>
+        <w:sdtEndPr/>
         <w:sdtContent>
           <w:r>
             <w:rPr>
               <w:rStyle w:val="ab"/>
+              <w:lang w:val="uk-UA"/>
             </w:rPr>
             <w:t>Место для ввода текста.</w:t>
           </w:r>
@@ -266,7 +273,7 @@
           <w:bCs/>
           <w:sz w:val="20"/>
           <w:szCs w:val="20"/>
-          <w:lang w:eastAsia="ru-RU"/>
+          <w:lang w:val="uk-UA" w:eastAsia="ru-RU"/>
         </w:rPr>
       </w:pPr>
     </w:p>
@@ -504,6 +511,7 @@
         <w:sdtPr>
           <w:rPr>
             <w:rFonts w:ascii="Times New Roman" w:eastAsia="MS Mincho" w:hAnsi="Times New Roman" w:cs="Times New Roman"/>
+            <w:b/>
             <w:spacing w:val="-6"/>
             <w:sz w:val="20"/>
             <w:szCs w:val="20"/>
@@ -519,6 +527,7 @@
           <w15:appearance w15:val="tags"/>
           <w:text/>
         </w:sdtPr>
+        <w:sdtEndPr/>
         <w:sdtContent>
           <w:r>
             <w:rPr>
@@ -561,6 +570,7 @@
           <w15:appearance w15:val="tags"/>
           <w:text/>
         </w:sdtPr>
+        <w:sdtEndPr/>
         <w:sdtContent>
           <w:r>
             <w:rPr>
@@ -633,7 +643,31 @@
           <w:szCs w:val="20"/>
           <w:lang w:eastAsia="ru-RU"/>
         </w:rPr>
-        <w:t xml:space="preserve">) </w:t>
+        <w:t>)</w:t>
+      </w:r>
+      <w:r>
+        <w:rPr>
+          <w:rFonts w:ascii="Times New Roman" w:eastAsia="MS Mincho" w:hAnsi="Times New Roman" w:cs="Times New Roman"/>
+          <w:b/>
+          <w:bCs/>
+          <w:spacing w:val="-6"/>
+          <w:sz w:val="20"/>
+          <w:szCs w:val="20"/>
+          <w:lang w:eastAsia="ru-RU"/>
+        </w:rPr>
+        <w:t>,</w:t>
+      </w:r>
+      <w:r>
+        <w:rPr>
+          <w:rFonts w:ascii="Times New Roman" w:eastAsia="MS Mincho" w:hAnsi="Times New Roman" w:cs="Times New Roman"/>
+          <w:b/>
+          <w:bCs/>
+          <w:spacing w:val="-6"/>
+          <w:sz w:val="20"/>
+          <w:szCs w:val="20"/>
+          <w:lang w:eastAsia="ru-RU"/>
+        </w:rPr>
+        <w:t xml:space="preserve"> </w:t>
       </w:r>
       <w:sdt>
         <w:sdtPr>
@@ -654,6 +688,7 @@
           <w15:appearance w15:val="tags"/>
           <w:text/>
         </w:sdtPr>
+        <w:sdtEndPr/>
         <w:sdtContent>
           <w:r>
             <w:rPr>
@@ -684,6 +719,7 @@
           <w15:appearance w15:val="tags"/>
           <w:text/>
         </w:sdtPr>
+        <w:sdtEndPr/>
         <w:sdtContent>
           <w:r>
             <w:rPr>
@@ -700,13 +736,24 @@
         <w:rPr>
           <w:rFonts w:ascii="Times New Roman" w:eastAsia="MS Mincho" w:hAnsi="Times New Roman" w:cs="Times New Roman"/>
           <w:b/>
+          <w:spacing w:val="-6"/>
+          <w:sz w:val="20"/>
+          <w:szCs w:val="20"/>
+          <w:lang w:eastAsia="ru-RU"/>
+        </w:rPr>
+        <w:t xml:space="preserve"> </w:t>
+      </w:r>
+      <w:r>
+        <w:rPr>
+          <w:rFonts w:ascii="Times New Roman" w:eastAsia="MS Mincho" w:hAnsi="Times New Roman" w:cs="Times New Roman"/>
+          <w:b/>
           <w:bCs/>
           <w:spacing w:val="-6"/>
           <w:sz w:val="20"/>
           <w:szCs w:val="20"/>
           <w:lang w:eastAsia="ru-RU"/>
         </w:rPr>
-        <w:t xml:space="preserve">, </w:t>
+        <w:t xml:space="preserve"> </w:t>
       </w:r>
       <w:sdt>
         <w:sdtPr>
@@ -727,6 +774,7 @@
           <w15:appearance w15:val="tags"/>
           <w:text/>
         </w:sdtPr>
+        <w:sdtEndPr/>
         <w:sdtContent>
           <w:r>
             <w:rPr>
@@ -757,6 +805,7 @@
           <w15:appearance w15:val="tags"/>
           <w:text/>
         </w:sdtPr>
+        <w:sdtEndPr/>
         <w:sdtContent>
           <w:r>
             <w:rPr>
@@ -772,22 +821,34 @@
       <w:r>
         <w:rPr>
           <w:rFonts w:ascii="Times New Roman" w:eastAsia="MS Mincho" w:hAnsi="Times New Roman" w:cs="Times New Roman"/>
+          <w:b/>
           <w:spacing w:val="-6"/>
           <w:sz w:val="20"/>
           <w:szCs w:val="20"/>
-          <w:lang w:val="uk-UA" w:eastAsia="ru-RU"/>
-        </w:rPr>
-        <w:t>,</w:t>
-      </w:r>
-      <w:r>
-        <w:rPr>
-          <w:rFonts w:ascii="Times New Roman" w:eastAsia="MS Mincho" w:hAnsi="Times New Roman" w:cs="Times New Roman"/>
+          <w:lang w:eastAsia="ru-RU"/>
+        </w:rPr>
+        <w:t xml:space="preserve"> </w:t>
+      </w:r>
+      <w:r>
+        <w:rPr>
+          <w:rFonts w:ascii="Times New Roman" w:eastAsia="MS Mincho" w:hAnsi="Times New Roman" w:cs="Times New Roman"/>
+          <w:b/>
           <w:spacing w:val="-6"/>
           <w:sz w:val="20"/>
           <w:szCs w:val="20"/>
-          <w:lang w:val="uk-UA" w:eastAsia="ru-RU"/>
-        </w:rPr>
-        <w:t xml:space="preserve"> з іншої сторони, що при подальшому згадуванні разом іменуються – Сторони, уклали даний Ліцензійний договір (далі – Договір) про наступне:</w:t>
+          <w:lang w:eastAsia="ru-RU"/>
+        </w:rPr>
+        <w:t xml:space="preserve"> </w:t>
+      </w:r>
+      <w:r>
+        <w:rPr>
+          <w:rFonts w:ascii="Times New Roman" w:eastAsia="MS Mincho" w:hAnsi="Times New Roman" w:cs="Times New Roman"/>
+          <w:spacing w:val="-6"/>
+          <w:sz w:val="20"/>
+          <w:szCs w:val="20"/>
+          <w:lang w:val="uk-UA" w:eastAsia="ru-RU"/>
+        </w:rPr>
+        <w:t>з іншої сторони, що при подальшому згадуванні разом іменуються – Сторони, уклали даний Ліцензійний договір (далі – Договір) про наступне:</w:t>
       </w:r>
     </w:p>
     <w:p>
@@ -2595,414 +2656,320 @@
         </w:rPr>
       </w:pPr>
     </w:p>
-    <w:tbl>
-      <w:tblPr>
-        <w:tblW w:w="10915" w:type="dxa"/>
-        <w:tblInd w:w="108" w:type="dxa"/>
-        <w:tblBorders>
-          <w:top w:val="single" w:sz="4" w:space="0" w:color="auto"/>
-          <w:left w:val="single" w:sz="4" w:space="0" w:color="auto"/>
-          <w:bottom w:val="single" w:sz="4" w:space="0" w:color="auto"/>
-          <w:right w:val="single" w:sz="4" w:space="0" w:color="auto"/>
-          <w:insideH w:val="single" w:sz="4" w:space="0" w:color="auto"/>
-          <w:insideV w:val="single" w:sz="4" w:space="0" w:color="auto"/>
-        </w:tblBorders>
-        <w:tblLook w:val="01E0" w:firstRow="1" w:lastRow="1" w:firstColumn="1" w:lastColumn="1" w:noHBand="0" w:noVBand="0"/>
-      </w:tblPr>
-      <w:tblGrid>
-        <w:gridCol w:w="758"/>
-        <w:gridCol w:w="5763"/>
-        <w:gridCol w:w="4394"/>
-      </w:tblGrid>
-      <w:tr>
-        <w:trPr>
-          <w:trHeight w:val="494"/>
-        </w:trPr>
-        <w:tc>
-          <w:tcPr>
-            <w:tcW w:w="758" w:type="dxa"/>
-            <w:vAlign w:val="center"/>
-          </w:tcPr>
-          <w:p>
-            <w:pPr>
-              <w:overflowPunct w:val="0"/>
-              <w:autoSpaceDE w:val="0"/>
-              <w:autoSpaceDN w:val="0"/>
-              <w:adjustRightInd w:val="0"/>
-              <w:spacing w:after="0" w:line="240" w:lineRule="auto"/>
-              <w:ind w:right="-141"/>
-              <w:jc w:val="both"/>
-              <w:textAlignment w:val="baseline"/>
-              <w:rPr>
-                <w:rFonts w:ascii="Verdana" w:eastAsia="MS Mincho" w:hAnsi="Verdana" w:cs="Times New Roman CYR"/>
-                <w:sz w:val="20"/>
-                <w:szCs w:val="20"/>
-                <w:highlight w:val="yellow"/>
-                <w:lang w:val="en-US" w:eastAsia="ru-RU"/>
-              </w:rPr>
-            </w:pPr>
-            <w:r>
-              <w:rPr>
-                <w:rFonts w:ascii="Times New Roman CYR" w:eastAsia="MS Mincho" w:hAnsi="Times New Roman CYR" w:cs="Times New Roman CYR"/>
-                <w:b/>
-                <w:bCs/>
-                <w:sz w:val="20"/>
-                <w:szCs w:val="20"/>
-                <w:highlight w:val="yellow"/>
-                <w:lang w:val="uk-UA" w:eastAsia="ru-RU"/>
-              </w:rPr>
-              <w:t>№ з/п</w:t>
-            </w:r>
-          </w:p>
-        </w:tc>
-        <w:tc>
-          <w:tcPr>
-            <w:tcW w:w="5763" w:type="dxa"/>
-            <w:vAlign w:val="center"/>
-          </w:tcPr>
-          <w:p>
-            <w:pPr>
-              <w:overflowPunct w:val="0"/>
-              <w:autoSpaceDE w:val="0"/>
-              <w:autoSpaceDN w:val="0"/>
-              <w:adjustRightInd w:val="0"/>
-              <w:spacing w:after="0" w:line="240" w:lineRule="auto"/>
-              <w:ind w:right="-141"/>
-              <w:jc w:val="center"/>
-              <w:textAlignment w:val="baseline"/>
-              <w:rPr>
-                <w:rFonts w:ascii="Times New Roman CYR" w:eastAsia="MS Mincho" w:hAnsi="Times New Roman CYR" w:cs="Times New Roman CYR"/>
-                <w:b/>
-                <w:sz w:val="20"/>
-                <w:szCs w:val="20"/>
-                <w:highlight w:val="yellow"/>
-                <w:lang w:eastAsia="ru-RU"/>
-              </w:rPr>
-            </w:pPr>
-            <w:r>
-              <w:rPr>
-                <w:rFonts w:ascii="Times New Roman CYR" w:eastAsia="MS Mincho" w:hAnsi="Times New Roman CYR" w:cs="Times New Roman CYR"/>
-                <w:b/>
-                <w:sz w:val="20"/>
-                <w:szCs w:val="20"/>
-                <w:highlight w:val="yellow"/>
-                <w:lang w:val="uk-UA" w:eastAsia="ru-RU"/>
-              </w:rPr>
-              <w:t>Фактична а</w:t>
-            </w:r>
-            <w:proofErr w:type="spellStart"/>
-            <w:r>
-              <w:rPr>
-                <w:rFonts w:ascii="Times New Roman CYR" w:eastAsia="MS Mincho" w:hAnsi="Times New Roman CYR" w:cs="Times New Roman CYR"/>
-                <w:b/>
-                <w:sz w:val="20"/>
-                <w:szCs w:val="20"/>
-                <w:highlight w:val="yellow"/>
-                <w:lang w:eastAsia="ru-RU"/>
-              </w:rPr>
-              <w:t>дрес</w:t>
-            </w:r>
-            <w:proofErr w:type="spellEnd"/>
-            <w:r>
-              <w:rPr>
-                <w:rFonts w:ascii="Times New Roman CYR" w:eastAsia="MS Mincho" w:hAnsi="Times New Roman CYR" w:cs="Times New Roman CYR"/>
-                <w:b/>
-                <w:sz w:val="20"/>
-                <w:szCs w:val="20"/>
-                <w:highlight w:val="yellow"/>
-                <w:lang w:val="uk-UA" w:eastAsia="ru-RU"/>
-              </w:rPr>
-              <w:t>а приміщення (закладу) Користувача</w:t>
-            </w:r>
-            <w:r>
-              <w:rPr>
-                <w:rFonts w:ascii="Times New Roman CYR" w:eastAsia="MS Mincho" w:hAnsi="Times New Roman CYR" w:cs="Times New Roman CYR"/>
-                <w:b/>
-                <w:sz w:val="20"/>
-                <w:szCs w:val="20"/>
-                <w:highlight w:val="yellow"/>
-                <w:lang w:eastAsia="ru-RU"/>
-              </w:rPr>
-              <w:t>:</w:t>
-            </w:r>
-          </w:p>
-          <w:p>
-            <w:pPr>
-              <w:overflowPunct w:val="0"/>
-              <w:autoSpaceDE w:val="0"/>
-              <w:autoSpaceDN w:val="0"/>
-              <w:adjustRightInd w:val="0"/>
-              <w:spacing w:after="0" w:line="240" w:lineRule="auto"/>
-              <w:ind w:right="-141"/>
-              <w:jc w:val="center"/>
-              <w:textAlignment w:val="baseline"/>
-              <w:rPr>
-                <w:rFonts w:ascii="Times New Roman CYR" w:eastAsia="MS Mincho" w:hAnsi="Times New Roman CYR" w:cs="Times New Roman CYR"/>
-                <w:i/>
-                <w:sz w:val="20"/>
-                <w:szCs w:val="20"/>
-                <w:highlight w:val="yellow"/>
-                <w:lang w:val="uk-UA" w:eastAsia="ru-RU"/>
-              </w:rPr>
-            </w:pPr>
-            <w:r>
-              <w:rPr>
-                <w:rFonts w:ascii="Times New Roman CYR" w:eastAsia="MS Mincho" w:hAnsi="Times New Roman CYR" w:cs="Times New Roman CYR"/>
-                <w:sz w:val="20"/>
-                <w:szCs w:val="20"/>
-                <w:highlight w:val="yellow"/>
-                <w:lang w:val="uk-UA" w:eastAsia="ru-RU"/>
-              </w:rPr>
-              <w:t>(</w:t>
-            </w:r>
-            <w:r>
-              <w:rPr>
-                <w:rFonts w:ascii="Times New Roman CYR" w:eastAsia="MS Mincho" w:hAnsi="Times New Roman CYR" w:cs="Times New Roman CYR"/>
-                <w:i/>
-                <w:sz w:val="20"/>
-                <w:szCs w:val="20"/>
-                <w:highlight w:val="yellow"/>
-                <w:lang w:val="uk-UA" w:eastAsia="ru-RU"/>
-              </w:rPr>
-              <w:t xml:space="preserve">назва області, міста (селища або села), вулиця, № будинку   тощо </w:t>
-            </w:r>
-          </w:p>
-          <w:p>
-            <w:pPr>
-              <w:overflowPunct w:val="0"/>
-              <w:autoSpaceDE w:val="0"/>
-              <w:autoSpaceDN w:val="0"/>
-              <w:adjustRightInd w:val="0"/>
-              <w:spacing w:after="0" w:line="240" w:lineRule="auto"/>
-              <w:ind w:right="-141"/>
-              <w:jc w:val="center"/>
-              <w:textAlignment w:val="baseline"/>
-              <w:rPr>
-                <w:rFonts w:ascii="Verdana" w:eastAsia="MS Mincho" w:hAnsi="Verdana" w:cs="Times New Roman CYR"/>
-                <w:sz w:val="20"/>
-                <w:szCs w:val="20"/>
-                <w:highlight w:val="yellow"/>
-                <w:lang w:eastAsia="ru-RU"/>
-              </w:rPr>
-            </w:pPr>
-            <w:r>
-              <w:rPr>
-                <w:rFonts w:ascii="Times New Roman CYR" w:eastAsia="MS Mincho" w:hAnsi="Times New Roman CYR" w:cs="Times New Roman CYR"/>
-                <w:i/>
-                <w:sz w:val="20"/>
-                <w:szCs w:val="20"/>
-                <w:highlight w:val="yellow"/>
-                <w:lang w:val="uk-UA" w:eastAsia="ru-RU"/>
-              </w:rPr>
-              <w:t>на території України</w:t>
-            </w:r>
-            <w:r>
-              <w:rPr>
-                <w:rFonts w:ascii="Times New Roman CYR" w:eastAsia="MS Mincho" w:hAnsi="Times New Roman CYR" w:cs="Times New Roman CYR"/>
-                <w:sz w:val="20"/>
-                <w:szCs w:val="20"/>
-                <w:highlight w:val="yellow"/>
-                <w:lang w:val="uk-UA" w:eastAsia="ru-RU"/>
-              </w:rPr>
-              <w:t>)</w:t>
-            </w:r>
-          </w:p>
-        </w:tc>
-        <w:tc>
-          <w:tcPr>
-            <w:tcW w:w="4394" w:type="dxa"/>
-            <w:vAlign w:val="center"/>
-          </w:tcPr>
-          <w:p>
-            <w:pPr>
-              <w:overflowPunct w:val="0"/>
-              <w:autoSpaceDE w:val="0"/>
-              <w:autoSpaceDN w:val="0"/>
-              <w:adjustRightInd w:val="0"/>
-              <w:spacing w:after="0" w:line="240" w:lineRule="auto"/>
-              <w:ind w:right="-141"/>
-              <w:jc w:val="center"/>
-              <w:textAlignment w:val="baseline"/>
-              <w:rPr>
-                <w:rFonts w:ascii="Verdana" w:eastAsia="MS Mincho" w:hAnsi="Verdana" w:cs="Times New Roman CYR"/>
-                <w:b/>
-                <w:sz w:val="20"/>
-                <w:szCs w:val="20"/>
-                <w:highlight w:val="yellow"/>
-                <w:lang w:eastAsia="ru-RU"/>
-              </w:rPr>
-            </w:pPr>
-            <w:r>
-              <w:rPr>
-                <w:rFonts w:ascii="Times New Roman CYR" w:eastAsia="MS Mincho" w:hAnsi="Times New Roman CYR" w:cs="Times New Roman CYR"/>
-                <w:b/>
-                <w:sz w:val="20"/>
-                <w:szCs w:val="20"/>
-                <w:highlight w:val="yellow"/>
-                <w:lang w:eastAsia="ru-RU"/>
-              </w:rPr>
-              <w:t xml:space="preserve">Вид </w:t>
-            </w:r>
-            <w:r>
-              <w:rPr>
-                <w:rFonts w:ascii="Times New Roman CYR" w:eastAsia="MS Mincho" w:hAnsi="Times New Roman CYR" w:cs="Times New Roman CYR"/>
-                <w:i/>
-                <w:sz w:val="20"/>
-                <w:szCs w:val="20"/>
-                <w:highlight w:val="yellow"/>
-                <w:lang w:val="uk-UA" w:eastAsia="ru-RU"/>
-              </w:rPr>
-              <w:t xml:space="preserve">(нічний клуб, музичний клуб і </w:t>
-            </w:r>
-            <w:proofErr w:type="spellStart"/>
-            <w:r>
-              <w:rPr>
-                <w:rFonts w:ascii="Times New Roman CYR" w:eastAsia="MS Mincho" w:hAnsi="Times New Roman CYR" w:cs="Times New Roman CYR"/>
-                <w:i/>
-                <w:sz w:val="20"/>
-                <w:szCs w:val="20"/>
-                <w:highlight w:val="yellow"/>
-                <w:lang w:val="uk-UA" w:eastAsia="ru-RU"/>
-              </w:rPr>
-              <w:t>т.п</w:t>
-            </w:r>
-            <w:proofErr w:type="spellEnd"/>
-            <w:r>
-              <w:rPr>
-                <w:rFonts w:ascii="Times New Roman CYR" w:eastAsia="MS Mincho" w:hAnsi="Times New Roman CYR" w:cs="Times New Roman CYR"/>
-                <w:i/>
-                <w:sz w:val="20"/>
-                <w:szCs w:val="20"/>
-                <w:highlight w:val="yellow"/>
-                <w:lang w:val="uk-UA" w:eastAsia="ru-RU"/>
-              </w:rPr>
-              <w:t>.)</w:t>
-            </w:r>
-            <w:r>
-              <w:rPr>
-                <w:rFonts w:ascii="Times New Roman CYR" w:eastAsia="MS Mincho" w:hAnsi="Times New Roman CYR" w:cs="Times New Roman CYR"/>
-                <w:b/>
-                <w:sz w:val="20"/>
-                <w:szCs w:val="20"/>
-                <w:highlight w:val="yellow"/>
-                <w:lang w:val="uk-UA" w:eastAsia="ru-RU"/>
-              </w:rPr>
-              <w:t xml:space="preserve"> та назва приміщення (закладу), розмір площі </w:t>
-            </w:r>
-            <w:r>
-              <w:rPr>
-                <w:rFonts w:ascii="Times New Roman CYR" w:eastAsia="MS Mincho" w:hAnsi="Times New Roman CYR" w:cs="Times New Roman CYR"/>
-                <w:i/>
-                <w:sz w:val="20"/>
-                <w:szCs w:val="20"/>
-                <w:highlight w:val="yellow"/>
-                <w:lang w:val="uk-UA" w:eastAsia="ru-RU"/>
-              </w:rPr>
-              <w:t>(в квадратних метрах)</w:t>
-            </w:r>
-          </w:p>
-        </w:tc>
-      </w:tr>
-      <w:tr>
-        <w:trPr>
-          <w:trHeight w:val="217"/>
-        </w:trPr>
-        <w:tc>
-          <w:tcPr>
-            <w:tcW w:w="758" w:type="dxa"/>
-          </w:tcPr>
-          <w:p>
-            <w:pPr>
-              <w:tabs>
-                <w:tab w:val="num" w:pos="432"/>
-              </w:tabs>
-              <w:overflowPunct w:val="0"/>
-              <w:autoSpaceDE w:val="0"/>
-              <w:autoSpaceDN w:val="0"/>
-              <w:adjustRightInd w:val="0"/>
-              <w:spacing w:after="0" w:line="240" w:lineRule="auto"/>
-              <w:ind w:right="-141"/>
-              <w:jc w:val="both"/>
-              <w:textAlignment w:val="baseline"/>
-              <w:rPr>
-                <w:rFonts w:ascii="Times New Roman" w:eastAsia="MS Mincho" w:hAnsi="Times New Roman" w:cs="Times New Roman"/>
-                <w:b/>
-                <w:sz w:val="20"/>
-                <w:szCs w:val="20"/>
-                <w:lang w:eastAsia="ru-RU"/>
-              </w:rPr>
-            </w:pPr>
-            <w:r>
-              <w:rPr>
-                <w:rFonts w:ascii="Times New Roman" w:eastAsia="MS Mincho" w:hAnsi="Times New Roman" w:cs="Times New Roman"/>
-                <w:b/>
-                <w:sz w:val="20"/>
-                <w:szCs w:val="20"/>
-                <w:highlight w:val="yellow"/>
-                <w:lang w:eastAsia="ru-RU"/>
-              </w:rPr>
-              <w:t xml:space="preserve">     1.</w:t>
-            </w:r>
-            <w:r>
-              <w:rPr>
-                <w:rFonts w:ascii="Times New Roman" w:eastAsia="MS Mincho" w:hAnsi="Times New Roman" w:cs="Times New Roman"/>
-                <w:b/>
-                <w:sz w:val="20"/>
-                <w:szCs w:val="20"/>
-                <w:lang w:eastAsia="ru-RU"/>
-              </w:rPr>
-              <w:t xml:space="preserve"> </w:t>
-            </w:r>
-          </w:p>
-        </w:tc>
-        <w:tc>
-          <w:tcPr>
-            <w:tcW w:w="5763" w:type="dxa"/>
-          </w:tcPr>
-          <w:p>
-            <w:pPr>
-              <w:overflowPunct w:val="0"/>
-              <w:autoSpaceDE w:val="0"/>
-              <w:autoSpaceDN w:val="0"/>
-              <w:adjustRightInd w:val="0"/>
-              <w:spacing w:after="0" w:line="240" w:lineRule="auto"/>
-              <w:ind w:right="-141" w:firstLine="540"/>
-              <w:jc w:val="both"/>
-              <w:textAlignment w:val="baseline"/>
-              <w:rPr>
-                <w:rFonts w:ascii="Verdana" w:eastAsia="MS Mincho" w:hAnsi="Verdana" w:cs="Times New Roman CYR"/>
-                <w:sz w:val="20"/>
-                <w:szCs w:val="20"/>
-                <w:lang w:eastAsia="ru-RU"/>
-              </w:rPr>
-            </w:pPr>
-          </w:p>
-        </w:tc>
-        <w:tc>
-          <w:tcPr>
-            <w:tcW w:w="4394" w:type="dxa"/>
-          </w:tcPr>
-          <w:p>
-            <w:pPr>
-              <w:overflowPunct w:val="0"/>
-              <w:autoSpaceDE w:val="0"/>
-              <w:autoSpaceDN w:val="0"/>
-              <w:adjustRightInd w:val="0"/>
-              <w:spacing w:after="0" w:line="240" w:lineRule="auto"/>
-              <w:ind w:right="-141" w:firstLine="540"/>
-              <w:jc w:val="both"/>
-              <w:textAlignment w:val="baseline"/>
-              <w:rPr>
-                <w:rFonts w:ascii="Verdana" w:eastAsia="MS Mincho" w:hAnsi="Verdana" w:cs="Times New Roman CYR"/>
-                <w:sz w:val="20"/>
-                <w:szCs w:val="20"/>
-                <w:lang w:eastAsia="ru-RU"/>
-              </w:rPr>
-            </w:pPr>
-          </w:p>
-        </w:tc>
-      </w:tr>
-    </w:tbl>
+    <w:sdt>
+      <w:sdtPr>
+        <w:rPr>
+          <w:sz w:val="20"/>
+          <w:szCs w:val="20"/>
+        </w:rPr>
+        <w:alias w:val="TablePL2"/>
+        <w:tag w:val="TablePL2"/>
+        <w:id w:val="-1559242236"/>
+        <w:placeholder>
+          <w:docPart w:val="0C30A8C1AEE94881A2028E3487E1112B"/>
+        </w:placeholder>
+        <w15:appearance w15:val="tags"/>
+        <w:docPartList>
+          <w:docPartGallery w:val="Tables"/>
+        </w:docPartList>
+      </w:sdtPr>
+      <w:sdtContent>
+        <w:p>
+          <w:pPr>
+            <w:pStyle w:val="a9"/>
+            <w:ind w:right="-141" w:firstLine="360"/>
+            <w:rPr>
+              <w:sz w:val="20"/>
+              <w:szCs w:val="20"/>
+            </w:rPr>
+          </w:pPr>
+        </w:p>
+        <w:tbl>
+          <w:tblPr>
+            <w:tblW w:w="10682" w:type="dxa"/>
+            <w:tblInd w:w="108" w:type="dxa"/>
+            <w:tblBorders>
+              <w:top w:val="single" w:sz="4" w:space="0" w:color="auto"/>
+              <w:left w:val="single" w:sz="4" w:space="0" w:color="auto"/>
+              <w:bottom w:val="single" w:sz="4" w:space="0" w:color="auto"/>
+              <w:right w:val="single" w:sz="4" w:space="0" w:color="auto"/>
+              <w:insideH w:val="single" w:sz="4" w:space="0" w:color="auto"/>
+              <w:insideV w:val="single" w:sz="4" w:space="0" w:color="auto"/>
+            </w:tblBorders>
+            <w:tblLook w:val="01E0" w:firstRow="1" w:lastRow="1" w:firstColumn="1" w:lastColumn="1" w:noHBand="0" w:noVBand="0"/>
+          </w:tblPr>
+          <w:tblGrid>
+            <w:gridCol w:w="661"/>
+            <w:gridCol w:w="2092"/>
+            <w:gridCol w:w="2499"/>
+            <w:gridCol w:w="4260"/>
+            <w:gridCol w:w="1170"/>
+          </w:tblGrid>
+          <w:tr>
+            <w:trPr>
+              <w:trHeight w:val="494"/>
+            </w:trPr>
+            <w:tc>
+              <w:tcPr>
+                <w:tcW w:w="661" w:type="dxa"/>
+                <w:tcBorders>
+                  <w:top w:val="single" w:sz="4" w:space="0" w:color="auto"/>
+                  <w:left w:val="single" w:sz="4" w:space="0" w:color="auto"/>
+                  <w:bottom w:val="single" w:sz="4" w:space="0" w:color="auto"/>
+                  <w:right w:val="single" w:sz="4" w:space="0" w:color="auto"/>
+                </w:tcBorders>
+                <w:vAlign w:val="center"/>
+                <w:hideMark/>
+              </w:tcPr>
+              <w:p>
+                <w:pPr>
+                  <w:pStyle w:val="a9"/>
+                  <w:ind w:right="0"/>
+                  <w:jc w:val="center"/>
+                  <w:rPr>
+                    <w:b/>
+                    <w:sz w:val="20"/>
+                    <w:szCs w:val="20"/>
+                  </w:rPr>
+                </w:pPr>
+                <w:r>
+                  <w:rPr>
+                    <w:b/>
+                    <w:bCs/>
+                    <w:sz w:val="20"/>
+                    <w:szCs w:val="20"/>
+                  </w:rPr>
+                  <w:t>№ з/п</w:t>
+                </w:r>
+              </w:p>
+            </w:tc>
+            <w:tc>
+              <w:tcPr>
+                <w:tcW w:w="2092" w:type="dxa"/>
+                <w:tcBorders>
+                  <w:top w:val="single" w:sz="4" w:space="0" w:color="auto"/>
+                  <w:left w:val="single" w:sz="4" w:space="0" w:color="auto"/>
+                  <w:bottom w:val="single" w:sz="4" w:space="0" w:color="auto"/>
+                  <w:right w:val="single" w:sz="4" w:space="0" w:color="auto"/>
+                </w:tcBorders>
+                <w:vAlign w:val="center"/>
+              </w:tcPr>
+              <w:p>
+                <w:pPr>
+                  <w:spacing w:after="0" w:line="240" w:lineRule="auto"/>
+                  <w:jc w:val="center"/>
+                  <w:rPr>
+                    <w:rFonts w:ascii="Times New Roman" w:hAnsi="Times New Roman" w:cs="Times New Roman"/>
+                    <w:b/>
+                    <w:sz w:val="20"/>
+                    <w:szCs w:val="20"/>
+                    <w:lang w:val="uk-UA"/>
+                  </w:rPr>
+                </w:pPr>
+                <w:r>
+                  <w:rPr>
+                    <w:rFonts w:ascii="Times New Roman" w:hAnsi="Times New Roman" w:cs="Times New Roman"/>
+                    <w:b/>
+                    <w:sz w:val="20"/>
+                    <w:szCs w:val="20"/>
+                    <w:lang w:val="uk-UA"/>
+                  </w:rPr>
+                  <w:t>Вид закладу</w:t>
+                </w:r>
+              </w:p>
+            </w:tc>
+            <w:tc>
+              <w:tcPr>
+                <w:tcW w:w="2499" w:type="dxa"/>
+                <w:tcBorders>
+                  <w:top w:val="single" w:sz="4" w:space="0" w:color="auto"/>
+                  <w:left w:val="single" w:sz="4" w:space="0" w:color="auto"/>
+                  <w:bottom w:val="single" w:sz="4" w:space="0" w:color="auto"/>
+                  <w:right w:val="single" w:sz="4" w:space="0" w:color="auto"/>
+                </w:tcBorders>
+                <w:vAlign w:val="center"/>
+              </w:tcPr>
+              <w:p>
+                <w:pPr>
+                  <w:spacing w:after="0" w:line="240" w:lineRule="auto"/>
+                  <w:jc w:val="center"/>
+                  <w:rPr>
+                    <w:rFonts w:ascii="Times New Roman" w:hAnsi="Times New Roman" w:cs="Times New Roman"/>
+                    <w:b/>
+                    <w:sz w:val="20"/>
+                    <w:szCs w:val="20"/>
+                    <w:lang w:val="uk-UA"/>
+                  </w:rPr>
+                </w:pPr>
+                <w:r>
+                  <w:rPr>
+                    <w:rFonts w:ascii="Times New Roman" w:hAnsi="Times New Roman" w:cs="Times New Roman"/>
+                    <w:b/>
+                    <w:sz w:val="20"/>
+                    <w:szCs w:val="20"/>
+                    <w:lang w:val="uk-UA"/>
+                  </w:rPr>
+                  <w:t>Найменування закладу</w:t>
+                </w:r>
+              </w:p>
+            </w:tc>
+            <w:tc>
+              <w:tcPr>
+                <w:tcW w:w="4260" w:type="dxa"/>
+                <w:tcBorders>
+                  <w:top w:val="single" w:sz="4" w:space="0" w:color="auto"/>
+                  <w:left w:val="single" w:sz="4" w:space="0" w:color="auto"/>
+                  <w:bottom w:val="single" w:sz="4" w:space="0" w:color="auto"/>
+                  <w:right w:val="single" w:sz="4" w:space="0" w:color="auto"/>
+                </w:tcBorders>
+                <w:vAlign w:val="center"/>
+                <w:hideMark/>
+              </w:tcPr>
+              <w:p>
+                <w:pPr>
+                  <w:spacing w:after="0" w:line="240" w:lineRule="auto"/>
+                  <w:jc w:val="center"/>
+                  <w:rPr>
+                    <w:rFonts w:ascii="Times New Roman" w:hAnsi="Times New Roman" w:cs="Times New Roman"/>
+                    <w:b/>
+                    <w:sz w:val="20"/>
+                    <w:szCs w:val="20"/>
+                    <w:lang w:val="uk-UA"/>
+                  </w:rPr>
+                </w:pPr>
+                <w:r>
+                  <w:rPr>
+                    <w:rFonts w:ascii="Times New Roman" w:hAnsi="Times New Roman" w:cs="Times New Roman"/>
+                    <w:b/>
+                    <w:sz w:val="20"/>
+                    <w:szCs w:val="20"/>
+                    <w:lang w:val="uk-UA"/>
+                  </w:rPr>
+                  <w:t>Фактична адреса закладу:</w:t>
+                </w:r>
+              </w:p>
+              <w:p>
+                <w:pPr>
+                  <w:pStyle w:val="a9"/>
+                  <w:ind w:right="0"/>
+                  <w:jc w:val="center"/>
+                  <w:rPr>
+                    <w:i/>
+                    <w:sz w:val="20"/>
+                    <w:szCs w:val="20"/>
+                  </w:rPr>
+                </w:pPr>
+                <w:r>
+                  <w:rPr>
+                    <w:i/>
+                    <w:sz w:val="20"/>
+                    <w:szCs w:val="20"/>
+                  </w:rPr>
+                  <w:t>(назва області, міста (селища або села), вулиця, № будинку тощо на території України)</w:t>
+                </w:r>
+              </w:p>
+            </w:tc>
+            <w:tc>
+              <w:tcPr>
+                <w:tcW w:w="1170" w:type="dxa"/>
+                <w:tcBorders>
+                  <w:top w:val="single" w:sz="4" w:space="0" w:color="auto"/>
+                  <w:left w:val="single" w:sz="4" w:space="0" w:color="auto"/>
+                  <w:bottom w:val="single" w:sz="4" w:space="0" w:color="auto"/>
+                  <w:right w:val="single" w:sz="4" w:space="0" w:color="auto"/>
+                </w:tcBorders>
+                <w:vAlign w:val="center"/>
+                <w:hideMark/>
+              </w:tcPr>
+              <w:p>
+                <w:pPr>
+                  <w:pStyle w:val="a9"/>
+                  <w:ind w:right="0"/>
+                  <w:jc w:val="center"/>
+                  <w:rPr>
+                    <w:b/>
+                    <w:sz w:val="20"/>
+                    <w:szCs w:val="20"/>
+                    <w:lang w:val="ru-RU"/>
+                  </w:rPr>
+                </w:pPr>
+                <w:r>
+                  <w:rPr>
+                    <w:b/>
+                    <w:sz w:val="20"/>
+                    <w:szCs w:val="20"/>
+                    <w:lang w:val="ru-RU"/>
+                  </w:rPr>
+                  <w:t>Р</w:t>
+                </w:r>
+                <w:proofErr w:type="spellStart"/>
+                <w:r>
+                  <w:rPr>
+                    <w:b/>
+                    <w:sz w:val="20"/>
+                    <w:szCs w:val="20"/>
+                  </w:rPr>
+                  <w:t>озмір</w:t>
+                </w:r>
+                <w:proofErr w:type="spellEnd"/>
+                <w:r>
+                  <w:rPr>
+                    <w:b/>
+                    <w:sz w:val="20"/>
+                    <w:szCs w:val="20"/>
+                    <w:lang w:val="ru-RU"/>
+                  </w:rPr>
+                  <w:t xml:space="preserve"> </w:t>
+                </w:r>
+                <w:r>
+                  <w:rPr>
+                    <w:b/>
+                    <w:sz w:val="20"/>
+                    <w:szCs w:val="20"/>
+                  </w:rPr>
+                  <w:t xml:space="preserve">площі </w:t>
+                </w:r>
+                <w:r>
+                  <w:rPr>
+                    <w:i/>
+                    <w:sz w:val="20"/>
+                    <w:szCs w:val="20"/>
+                  </w:rPr>
+                  <w:t>(м</w:t>
+                </w:r>
+                <w:r>
+                  <w:rPr>
+                    <w:i/>
+                    <w:sz w:val="20"/>
+                    <w:szCs w:val="20"/>
+                    <w:vertAlign w:val="superscript"/>
+                  </w:rPr>
+                  <w:t>2</w:t>
+                </w:r>
+                <w:r>
+                  <w:rPr>
+                    <w:i/>
+                    <w:sz w:val="20"/>
+                    <w:szCs w:val="20"/>
+                  </w:rPr>
+                  <w:t>)</w:t>
+                </w:r>
+              </w:p>
+            </w:tc>
+          </w:tr>
+        </w:tbl>
+        <w:p>
+          <w:pPr>
+            <w:pStyle w:val="a9"/>
+            <w:ind w:right="-141" w:firstLine="360"/>
+            <w:rPr>
+              <w:sz w:val="20"/>
+              <w:szCs w:val="20"/>
+            </w:rPr>
+          </w:pPr>
+        </w:p>
+      </w:sdtContent>
+    </w:sdt>
     <w:p>
       <w:pPr>
         <w:overflowPunct w:val="0"/>
@@ -3039,6 +3006,8 @@
           <w:lang w:val="uk-UA" w:eastAsia="ru-RU"/>
         </w:rPr>
       </w:pPr>
+      <w:bookmarkStart w:id="2" w:name="_GoBack"/>
+      <w:bookmarkEnd w:id="2"/>
       <w:r>
         <w:rPr>
           <w:rFonts w:ascii="Times New Roman" w:eastAsia="MS Mincho" w:hAnsi="Times New Roman" w:cs="Times New Roman"/>
@@ -3235,6 +3204,7 @@
           <w:szCs w:val="20"/>
           <w:lang w:val="uk-UA" w:eastAsia="ru-RU"/>
         </w:rPr>
+        <w:lastRenderedPageBreak/>
         <w:t xml:space="preserve">2.4. Сторони домовились, що сума авторської винагороди (роялті), яка сплачується Користувачем за надання невиключного права на публічне виконання творів з </w:t>
       </w:r>
       <w:r>
@@ -3271,9 +3241,18 @@
           <w:szCs w:val="20"/>
           <w:lang w:val="uk-UA" w:eastAsia="ru-RU"/>
         </w:rPr>
-        <w:t xml:space="preserve">становить: </w:t>
-      </w:r>
-      <w:bookmarkStart w:id="2" w:name="_Hlk3207123"/>
+        <w:t>становить:</w:t>
+      </w:r>
+      <w:bookmarkStart w:id="3" w:name="_Hlk3207123"/>
+      <w:r>
+        <w:rPr>
+          <w:rFonts w:ascii="Times New Roman" w:eastAsia="MS Mincho" w:hAnsi="Times New Roman" w:cs="Times New Roman"/>
+          <w:sz w:val="20"/>
+          <w:szCs w:val="20"/>
+          <w:lang w:val="uk-UA" w:eastAsia="ru-RU"/>
+        </w:rPr>
+        <w:t xml:space="preserve"> </w:t>
+      </w:r>
       <w:sdt>
         <w:sdtPr>
           <w:rPr>
@@ -3292,6 +3271,7 @@
           <w15:appearance w15:val="tags"/>
           <w:text/>
         </w:sdtPr>
+        <w:sdtEndPr/>
         <w:sdtContent>
           <w:r>
             <w:rPr>
@@ -3307,10 +3287,10 @@
       </w:r>
       <w:r>
         <w:rPr>
-          <w:sz w:val="20"/>
-          <w:szCs w:val="20"/>
-        </w:rPr>
-        <w:lastRenderedPageBreak/>
+          <w:rFonts w:ascii="Times New Roman" w:hAnsi="Times New Roman" w:cs="Times New Roman"/>
+          <w:sz w:val="20"/>
+          <w:szCs w:val="20"/>
+        </w:rPr>
         <w:t>(</w:t>
       </w:r>
       <w:sdt>
@@ -3330,6 +3310,7 @@
           <w15:appearance w15:val="tags"/>
           <w:text/>
         </w:sdtPr>
+        <w:sdtEndPr/>
         <w:sdtContent>
           <w:r>
             <w:rPr>
@@ -3340,9 +3321,10 @@
           </w:r>
         </w:sdtContent>
       </w:sdt>
-      <w:bookmarkEnd w:id="2"/>
-      <w:r>
-        <w:rPr>
+      <w:bookmarkEnd w:id="3"/>
+      <w:r>
+        <w:rPr>
+          <w:rFonts w:ascii="Times New Roman" w:hAnsi="Times New Roman" w:cs="Times New Roman"/>
           <w:sz w:val="20"/>
           <w:szCs w:val="20"/>
         </w:rPr>
@@ -3364,7 +3346,26 @@
           <w:szCs w:val="20"/>
           <w:lang w:val="uk-UA" w:eastAsia="ru-RU"/>
         </w:rPr>
-        <w:t xml:space="preserve"> відсотки від </w:t>
+        <w:t xml:space="preserve"> </w:t>
+      </w:r>
+      <w:r>
+        <w:rPr>
+          <w:rFonts w:ascii="Times New Roman" w:eastAsia="MS Mincho" w:hAnsi="Times New Roman" w:cs="Times New Roman"/>
+          <w:b/>
+          <w:sz w:val="20"/>
+          <w:szCs w:val="20"/>
+          <w:lang w:eastAsia="ru-RU"/>
+        </w:rPr>
+        <w:t>%</w:t>
+      </w:r>
+      <w:r>
+        <w:rPr>
+          <w:rFonts w:ascii="Times New Roman" w:eastAsia="MS Mincho" w:hAnsi="Times New Roman" w:cs="Times New Roman"/>
+          <w:sz w:val="20"/>
+          <w:szCs w:val="20"/>
+          <w:lang w:val="uk-UA" w:eastAsia="ru-RU"/>
+        </w:rPr>
+        <w:t xml:space="preserve"> від </w:t>
       </w:r>
       <w:proofErr w:type="spellStart"/>
       <w:r>
@@ -3479,7 +3480,7 @@
         </w:rPr>
         <w:t xml:space="preserve"> </w:t>
       </w:r>
-      <w:bookmarkStart w:id="3" w:name="_Hlk3207175"/>
+      <w:bookmarkStart w:id="4" w:name="_Hlk3207175"/>
       <w:sdt>
         <w:sdtPr>
           <w:rPr>
@@ -3499,6 +3500,7 @@
           <w15:appearance w15:val="tags"/>
           <w:text/>
         </w:sdtPr>
+        <w:sdtEndPr/>
         <w:sdtContent>
           <w:r>
             <w:rPr>
@@ -3518,7 +3520,17 @@
           <w:szCs w:val="20"/>
           <w:lang w:eastAsia="ru-RU"/>
         </w:rPr>
-        <w:t xml:space="preserve"> (</w:t>
+        <w:t xml:space="preserve"> </w:t>
+      </w:r>
+      <w:r>
+        <w:rPr>
+          <w:rFonts w:ascii="Times New Roman" w:eastAsia="MS Mincho" w:hAnsi="Times New Roman" w:cs="Times New Roman"/>
+          <w:bCs/>
+          <w:sz w:val="20"/>
+          <w:szCs w:val="20"/>
+          <w:lang w:eastAsia="ru-RU"/>
+        </w:rPr>
+        <w:t>(</w:t>
       </w:r>
       <w:sdt>
         <w:sdtPr>
@@ -3538,6 +3550,7 @@
           <w15:appearance w15:val="tags"/>
           <w:text/>
         </w:sdtPr>
+        <w:sdtEndPr/>
         <w:sdtContent>
           <w:r>
             <w:rPr>
@@ -3551,13 +3564,23 @@
       <w:r>
         <w:rPr>
           <w:rFonts w:ascii="Times New Roman" w:eastAsia="MS Mincho" w:hAnsi="Times New Roman" w:cs="Times New Roman"/>
+          <w:bCs/>
+          <w:sz w:val="20"/>
+          <w:szCs w:val="20"/>
+          <w:lang w:eastAsia="ru-RU"/>
+        </w:rPr>
+        <w:t>)</w:t>
+      </w:r>
+      <w:r>
+        <w:rPr>
+          <w:rFonts w:ascii="Times New Roman" w:eastAsia="MS Mincho" w:hAnsi="Times New Roman" w:cs="Times New Roman"/>
           <w:b/>
           <w:bCs/>
           <w:sz w:val="20"/>
           <w:szCs w:val="20"/>
           <w:lang w:eastAsia="ru-RU"/>
         </w:rPr>
-        <w:t xml:space="preserve">) грн. </w:t>
+        <w:t xml:space="preserve"> грн. </w:t>
       </w:r>
       <w:sdt>
         <w:sdtPr>
@@ -3578,6 +3601,7 @@
           <w15:appearance w15:val="tags"/>
           <w:text/>
         </w:sdtPr>
+        <w:sdtEndPr/>
         <w:sdtContent>
           <w:r>
             <w:rPr>
@@ -3599,7 +3623,7 @@
         </w:rPr>
         <w:t xml:space="preserve"> коп.</w:t>
       </w:r>
-      <w:bookmarkEnd w:id="3"/>
+      <w:bookmarkEnd w:id="4"/>
       <w:r>
         <w:rPr>
           <w:rFonts w:ascii="Times New Roman" w:eastAsia="MS Mincho" w:hAnsi="Times New Roman" w:cs="Times New Roman"/>
@@ -3683,7 +3707,7 @@
         </w:rPr>
         <w:t xml:space="preserve">) </w:t>
       </w:r>
-      <w:bookmarkStart w:id="4" w:name="_Hlk3207388"/>
+      <w:bookmarkStart w:id="5" w:name="_Hlk3207388"/>
       <w:sdt>
         <w:sdtPr>
           <w:rPr>
@@ -3704,21 +3728,18 @@
           <w15:appearance w15:val="tags"/>
           <w:text/>
         </w:sdtPr>
+        <w:sdtEndPr/>
         <w:sdtContent>
           <w:r>
             <w:rPr>
-              <w:rFonts w:ascii="Times New Roman" w:eastAsia="MS Mincho" w:hAnsi="Times New Roman" w:cs="Times New Roman"/>
-              <w:b/>
-              <w:bCs/>
-              <w:sz w:val="20"/>
-              <w:szCs w:val="20"/>
-              <w:lang w:eastAsia="ru-RU"/>
+              <w:rStyle w:val="ab"/>
+              <w:lang w:val="uk-UA"/>
             </w:rPr>
             <w:t>Место для ввода текста.</w:t>
           </w:r>
         </w:sdtContent>
       </w:sdt>
-      <w:bookmarkEnd w:id="4"/>
+      <w:bookmarkEnd w:id="5"/>
       <w:r>
         <w:rPr>
           <w:rFonts w:ascii="Times New Roman" w:eastAsia="MS Mincho" w:hAnsi="Times New Roman" w:cs="Times New Roman"/>
@@ -3785,7 +3806,7 @@
         </w:rPr>
         <w:t xml:space="preserve">кожного </w:t>
       </w:r>
-      <w:bookmarkStart w:id="5" w:name="_Hlk3207428"/>
+      <w:bookmarkStart w:id="6" w:name="_Hlk3207428"/>
       <w:sdt>
         <w:sdtPr>
           <w:rPr>
@@ -3805,6 +3826,7 @@
           <w15:appearance w15:val="tags"/>
           <w:text/>
         </w:sdtPr>
+        <w:sdtEndPr/>
         <w:sdtContent>
           <w:r>
             <w:rPr>
@@ -3814,7 +3836,7 @@
           </w:r>
         </w:sdtContent>
       </w:sdt>
-      <w:bookmarkEnd w:id="5"/>
+      <w:bookmarkEnd w:id="6"/>
       <w:r>
         <w:rPr>
           <w:rFonts w:ascii="Times New Roman" w:eastAsia="MS Mincho" w:hAnsi="Times New Roman" w:cs="Times New Roman"/>
@@ -5030,6 +5052,7 @@
           <w:szCs w:val="20"/>
           <w:lang w:val="uk-UA" w:eastAsia="ru-RU"/>
         </w:rPr>
+        <w:lastRenderedPageBreak/>
         <w:t xml:space="preserve">3.3. Користувач самостійно несе повну відповідальність за достовірність та повноту документів, наданих згідно з       </w:t>
       </w:r>
       <w:r>
@@ -5075,7 +5098,6 @@
           <w:szCs w:val="20"/>
           <w:lang w:val="uk-UA" w:eastAsia="ru-RU"/>
         </w:rPr>
-        <w:lastRenderedPageBreak/>
         <w:t xml:space="preserve">3.4. </w:t>
       </w:r>
       <w:r>
@@ -5595,7 +5617,7 @@
         </w:rPr>
         <w:t xml:space="preserve">5.1. Цей Договір набирає чинності з </w:t>
       </w:r>
-      <w:bookmarkStart w:id="6" w:name="_Hlk3208475"/>
+      <w:bookmarkStart w:id="7" w:name="_Hlk3208475"/>
       <w:sdt>
         <w:sdtPr>
           <w:rPr>
@@ -5604,8 +5626,8 @@
             <w:sz w:val="20"/>
             <w:szCs w:val="20"/>
           </w:rPr>
-          <w:alias w:val="docDateBeginC"/>
-          <w:tag w:val="docDateBeginC"/>
+          <w:alias w:val="docDateBegin"/>
+          <w:tag w:val="docDateBegin"/>
           <w:id w:val="-954788700"/>
           <w:placeholder>
             <w:docPart w:val="AA9FC4E63ACF42AAA6994C22549FBD25"/>
@@ -5614,6 +5636,7 @@
           <w15:appearance w15:val="tags"/>
           <w:text/>
         </w:sdtPr>
+        <w:sdtEndPr/>
         <w:sdtContent>
           <w:r>
             <w:rPr>
@@ -5679,7 +5702,7 @@
         </w:rPr>
         <w:t xml:space="preserve">  </w:t>
       </w:r>
-      <w:bookmarkStart w:id="7" w:name="_Hlk3207534"/>
+      <w:bookmarkStart w:id="8" w:name="_Hlk3207534"/>
       <w:sdt>
         <w:sdtPr>
           <w:rPr>
@@ -5688,8 +5711,8 @@
             <w:sz w:val="20"/>
             <w:szCs w:val="20"/>
           </w:rPr>
-          <w:alias w:val="docDateEndC"/>
-          <w:tag w:val="docDateEndC"/>
+          <w:alias w:val="docDateEnd"/>
+          <w:tag w:val="docDateEnd"/>
           <w:id w:val="1553884469"/>
           <w:placeholder>
             <w:docPart w:val="AA9FC4E63ACF42AAA6994C22549FBD25"/>
@@ -5698,6 +5721,7 @@
           <w15:appearance w15:val="tags"/>
           <w:text/>
         </w:sdtPr>
+        <w:sdtEndPr/>
         <w:sdtContent>
           <w:r>
             <w:rPr>
@@ -5707,8 +5731,8 @@
           </w:r>
         </w:sdtContent>
       </w:sdt>
-      <w:bookmarkEnd w:id="6"/>
       <w:bookmarkEnd w:id="7"/>
+      <w:bookmarkEnd w:id="8"/>
       <w:r>
         <w:rPr>
           <w:rFonts w:ascii="Times New Roman" w:eastAsia="MS Mincho" w:hAnsi="Times New Roman" w:cs="Times New Roman"/>
@@ -5770,7 +5794,6 @@
           <w:rFonts w:ascii="Times New Roman" w:eastAsia="MS Mincho" w:hAnsi="Times New Roman" w:cs="Times New Roman"/>
           <w:sz w:val="20"/>
           <w:szCs w:val="20"/>
-          <w:highlight w:val="yellow"/>
           <w:lang w:val="uk-UA" w:eastAsia="ru-RU"/>
         </w:rPr>
         <w:t>5.2. Дія даного Договору автоматично продовжується строком на 1 рік з одночасним підвищенням розміру мінімального платежу авторської ви</w:t>
@@ -5780,20 +5803,114 @@
           <w:rFonts w:ascii="Times New Roman" w:eastAsia="MS Mincho" w:hAnsi="Times New Roman" w:cs="Times New Roman"/>
           <w:sz w:val="20"/>
           <w:szCs w:val="20"/>
-          <w:highlight w:val="yellow"/>
-          <w:lang w:val="uk-UA" w:eastAsia="ru-RU"/>
-        </w:rPr>
-        <w:t>нагороди за попередній рік на ___ (____________</w:t>
-      </w:r>
-      <w:r>
-        <w:rPr>
-          <w:rFonts w:ascii="Times New Roman" w:eastAsia="MS Mincho" w:hAnsi="Times New Roman" w:cs="Times New Roman"/>
-          <w:sz w:val="20"/>
-          <w:szCs w:val="20"/>
-          <w:highlight w:val="yellow"/>
-          <w:lang w:val="uk-UA" w:eastAsia="ru-RU"/>
-        </w:rPr>
-        <w:t>) % - і так із року в рік.</w:t>
+          <w:lang w:val="uk-UA" w:eastAsia="ru-RU"/>
+        </w:rPr>
+        <w:t xml:space="preserve">нагороди за попередній рік на </w:t>
+      </w:r>
+      <w:bookmarkStart w:id="9" w:name="_Hlk4080784"/>
+      <w:sdt>
+        <w:sdtPr>
+          <w:rPr>
+            <w:rFonts w:ascii="Times New Roman" w:eastAsia="Calibri" w:hAnsi="Times New Roman" w:cs="Times New Roman"/>
+            <w:b/>
+            <w:sz w:val="20"/>
+            <w:szCs w:val="20"/>
+            <w:lang w:val="ru-UA"/>
+          </w:rPr>
+          <w:alias w:val="prcntPrl"/>
+          <w:tag w:val="prcntPrl"/>
+          <w:id w:val="973418347"/>
+          <w:placeholder>
+            <w:docPart w:val="1BF41FBE5CCC48D7BA61FAD1E796BAC1"/>
+          </w:placeholder>
+          <w:showingPlcHdr/>
+          <w15:appearance w15:val="tags"/>
+          <w:text/>
+        </w:sdtPr>
+        <w:sdtEndPr/>
+        <w:sdtContent>
+          <w:r>
+            <w:rPr>
+              <w:rStyle w:val="ab"/>
+            </w:rPr>
+            <w:t>Место для ввода текста.</w:t>
+          </w:r>
+        </w:sdtContent>
+      </w:sdt>
+      <w:r>
+        <w:rPr>
+          <w:rFonts w:ascii="Calibri" w:eastAsia="Calibri" w:hAnsi="Calibri" w:cs="Times New Roman"/>
+          <w:sz w:val="20"/>
+          <w:szCs w:val="20"/>
+          <w:lang w:val="ru-UA"/>
+        </w:rPr>
+        <w:t xml:space="preserve"> (</w:t>
+      </w:r>
+      <w:sdt>
+        <w:sdtPr>
+          <w:rPr>
+            <w:rFonts w:ascii="Times New Roman" w:eastAsia="Calibri" w:hAnsi="Times New Roman" w:cs="Times New Roman"/>
+            <w:sz w:val="20"/>
+            <w:szCs w:val="20"/>
+            <w:lang w:val="ru-UA"/>
+          </w:rPr>
+          <w:alias w:val="prcntPrlText"/>
+          <w:tag w:val="prcntPrlText"/>
+          <w:id w:val="-492410048"/>
+          <w:placeholder>
+            <w:docPart w:val="1BF41FBE5CCC48D7BA61FAD1E796BAC1"/>
+          </w:placeholder>
+          <w:showingPlcHdr/>
+          <w15:appearance w15:val="tags"/>
+          <w:text/>
+        </w:sdtPr>
+        <w:sdtEndPr/>
+        <w:sdtContent>
+          <w:r>
+            <w:rPr>
+              <w:rStyle w:val="ab"/>
+            </w:rPr>
+            <w:t>Место для ввода текста.</w:t>
+          </w:r>
+        </w:sdtContent>
+      </w:sdt>
+      <w:r>
+        <w:rPr>
+          <w:rFonts w:ascii="Calibri" w:eastAsia="Calibri" w:hAnsi="Calibri" w:cs="Times New Roman"/>
+          <w:sz w:val="20"/>
+          <w:szCs w:val="20"/>
+          <w:lang w:val="ru-UA"/>
+        </w:rPr>
+        <w:t>)</w:t>
+      </w:r>
+      <w:bookmarkEnd w:id="9"/>
+      <w:r>
+        <w:rPr>
+          <w:rFonts w:ascii="Times New Roman" w:eastAsia="MS Mincho" w:hAnsi="Times New Roman" w:cs="Times New Roman"/>
+          <w:sz w:val="20"/>
+          <w:szCs w:val="20"/>
+          <w:lang w:val="uk-UA" w:eastAsia="ru-RU"/>
+        </w:rPr>
+        <w:t xml:space="preserve"> </w:t>
+      </w:r>
+      <w:r>
+        <w:rPr>
+          <w:rFonts w:ascii="Times New Roman" w:eastAsia="MS Mincho" w:hAnsi="Times New Roman" w:cs="Times New Roman"/>
+          <w:b/>
+          <w:sz w:val="20"/>
+          <w:szCs w:val="20"/>
+          <w:lang w:val="uk-UA" w:eastAsia="ru-RU"/>
+        </w:rPr>
+        <w:t>%</w:t>
+      </w:r>
+      <w:r>
+        <w:rPr>
+          <w:rFonts w:ascii="Times New Roman" w:eastAsia="MS Mincho" w:hAnsi="Times New Roman" w:cs="Times New Roman"/>
+          <w:sz w:val="20"/>
+          <w:szCs w:val="20"/>
+          <w:lang w:val="uk-UA" w:eastAsia="ru-RU"/>
+        </w:rPr>
+        <w:t xml:space="preserve"> - і так із року в рік.</w:t>
       </w:r>
       <w:r>
         <w:rPr>
@@ -6259,7 +6376,17 @@
           <w:szCs w:val="20"/>
           <w:lang w:val="uk-UA" w:eastAsia="ru-RU"/>
         </w:rPr>
-        <w:t>6.4. Сторона, для якої виникла неможливість виконання зобов’язань по даному Договору, зобов’язана своєчасно, не пізніше 5 (п’яти) днів, повідомити іншу Сторону про виникнення обставин, які перешкоджають виконанню зобов’язань. Відсутність повідомлення або несвоєчасне повідомлення про виникнення форс-мажорних обставин позбавляє Сторону права посилатися на них.</w:t>
+        <w:t xml:space="preserve">6.4. Сторона, для якої виникла неможливість виконання зобов’язань по даному Договору, зобов’язана своєчасно, не пізніше 5 (п’яти) днів, повідомити іншу Сторону про виникнення обставин, які перешкоджають виконанню зобов’язань. Відсутність </w:t>
+      </w:r>
+      <w:r>
+        <w:rPr>
+          <w:rFonts w:ascii="Times New Roman" w:eastAsia="MS Mincho" w:hAnsi="Times New Roman" w:cs="Times New Roman"/>
+          <w:sz w:val="20"/>
+          <w:szCs w:val="20"/>
+          <w:lang w:val="uk-UA" w:eastAsia="ru-RU"/>
+        </w:rPr>
+        <w:lastRenderedPageBreak/>
+        <w:t>повідомлення або несвоєчасне повідомлення про виникнення форс-мажорних обставин позбавляє Сторону права посилатися на них.</w:t>
       </w:r>
     </w:p>
     <w:p>
@@ -6320,18 +6447,7 @@
           <w:szCs w:val="20"/>
           <w:lang w:val="uk-UA" w:eastAsia="ru-RU"/>
         </w:rPr>
-        <w:t xml:space="preserve">7.1. Підписанням даного Договору суб’єкт персональних даних підтверджує свою згоду на обробку зазначених в даному Договорі персональних даних відповідно до Закону України «Про захист персональних даних» у базі персональних даних «Користувачі </w:t>
-      </w:r>
-      <w:r>
-        <w:rPr>
-          <w:rFonts w:ascii="Times New Roman" w:eastAsia="MS Mincho" w:hAnsi="Times New Roman" w:cs="Times New Roman"/>
-          <w:spacing w:val="-6"/>
-          <w:sz w:val="20"/>
-          <w:szCs w:val="20"/>
-          <w:lang w:val="uk-UA" w:eastAsia="ru-RU"/>
-        </w:rPr>
-        <w:lastRenderedPageBreak/>
-        <w:t xml:space="preserve">авторського права» з метою забезпечення адміністративно-правових, податкових відносин та відносин у сфері бухгалтерського обліку, з метою реалізації авторських прав правовласників об’єктів авторських прав відповідно до Господарського кодексу України, Цивільного кодексу України,  Податкового кодексу України, Закону України «Про бухгалтерський облік та фінансову звітність», Закону України «Про банки і банківську діяльність», Закону України «Про авторське право і суміжні права», </w:t>
+        <w:t xml:space="preserve">7.1. Підписанням даного Договору суб’єкт персональних даних підтверджує свою згоду на обробку зазначених в даному Договорі персональних даних відповідно до Закону України «Про захист персональних даних» у базі персональних даних «Користувачі авторського права» з метою забезпечення адміністративно-правових, податкових відносин та відносин у сфері бухгалтерського обліку, з метою реалізації авторських прав правовласників об’єктів авторських прав відповідно до Господарського кодексу України, Цивільного кодексу України,  Податкового кодексу України, Закону України «Про бухгалтерський облік та фінансову звітність», Закону України «Про банки і банківську діяльність», Закону України «Про авторське право і суміжні права», </w:t>
       </w:r>
       <w:r>
         <w:rPr>
@@ -7270,6 +7386,24 @@
         </w:rPr>
         <w:t>О УААСП, у підтвердження того, що Сторони розуміють визначення всіх термінів, які містяться в даному Договорі, юридичні наслідки виконання умов даного Договору, в підтвердження того, що даний Договір містить всі істотні умови, про які Сторони мали намір домовитись, Сторони поставили нижче свої підписи та печатки.</w:t>
       </w:r>
+    </w:p>
+    <w:p>
+      <w:pPr>
+        <w:overflowPunct w:val="0"/>
+        <w:autoSpaceDE w:val="0"/>
+        <w:autoSpaceDN w:val="0"/>
+        <w:adjustRightInd w:val="0"/>
+        <w:spacing w:after="0" w:line="240" w:lineRule="auto"/>
+        <w:ind w:right="-141" w:firstLine="426"/>
+        <w:jc w:val="both"/>
+        <w:textAlignment w:val="baseline"/>
+        <w:rPr>
+          <w:rFonts w:ascii="Times New Roman" w:eastAsia="MS Mincho" w:hAnsi="Times New Roman" w:cs="Times New Roman"/>
+          <w:sz w:val="20"/>
+          <w:szCs w:val="20"/>
+          <w:lang w:val="uk-UA" w:eastAsia="ru-RU"/>
+        </w:rPr>
+      </w:pPr>
     </w:p>
     <w:p>
       <w:pPr>
@@ -7430,19 +7564,6 @@
           </w:tcPr>
           <w:p>
             <w:pPr>
-              <w:pStyle w:val="2"/>
-              <w:spacing w:after="0" w:line="240" w:lineRule="auto"/>
-              <w:ind w:left="0"/>
-              <w:jc w:val="center"/>
-              <w:rPr>
-                <w:sz w:val="16"/>
-                <w:szCs w:val="16"/>
-                <w:lang w:val="uk-UA"/>
-              </w:rPr>
-            </w:pPr>
-          </w:p>
-          <w:p>
-            <w:pPr>
               <w:spacing w:after="0"/>
               <w:ind w:left="180"/>
               <w:jc w:val="center"/>
@@ -7462,6 +7583,7 @@
                 <w:szCs w:val="18"/>
                 <w:lang w:val="uk-UA"/>
               </w:rPr>
+              <w:lastRenderedPageBreak/>
               <w:t>Громадська організація</w:t>
             </w:r>
           </w:p>
@@ -8002,8 +8124,8 @@
                 <w:rPr>
                   <w:rFonts w:ascii="Times New Roman" w:eastAsia="MS Mincho" w:hAnsi="Times New Roman" w:cs="Times New Roman"/>
                   <w:b/>
-                  <w:sz w:val="16"/>
-                  <w:szCs w:val="16"/>
+                  <w:sz w:val="18"/>
+                  <w:szCs w:val="18"/>
                   <w:lang w:val="uk-UA" w:eastAsia="ru-RU"/>
                 </w:rPr>
                 <w:alias w:val="CstName"/>
@@ -8016,15 +8138,11 @@
                 <w15:appearance w15:val="tags"/>
                 <w:text/>
               </w:sdtPr>
+              <w:sdtEndPr/>
               <w:sdtContent>
                 <w:r>
                   <w:rPr>
-                    <w:rFonts w:ascii="Times New Roman" w:eastAsia="MS Mincho" w:hAnsi="Times New Roman" w:cs="Times New Roman"/>
-                    <w:b/>
-                    <w:bCs/>
-                    <w:sz w:val="16"/>
-                    <w:szCs w:val="16"/>
-                    <w:lang w:eastAsia="ru-RU"/>
+                    <w:rStyle w:val="ab"/>
                   </w:rPr>
                   <w:t>Место для ввода текста.</w:t>
                 </w:r>
@@ -8073,8 +8191,8 @@
                 <w:rFonts w:ascii="Times New Roman" w:eastAsia="MS Mincho" w:hAnsi="Times New Roman" w:cs="Times New Roman"/>
                 <w:b/>
                 <w:bCs/>
-                <w:sz w:val="16"/>
-                <w:szCs w:val="16"/>
+                <w:sz w:val="18"/>
+                <w:szCs w:val="18"/>
                 <w:lang w:val="uk-UA" w:eastAsia="ru-RU"/>
               </w:rPr>
             </w:pPr>
@@ -8083,8 +8201,8 @@
                 <w:rFonts w:ascii="Times New Roman" w:eastAsia="MS Mincho" w:hAnsi="Times New Roman" w:cs="Times New Roman"/>
                 <w:b/>
                 <w:bCs/>
-                <w:sz w:val="16"/>
-                <w:szCs w:val="16"/>
+                <w:sz w:val="18"/>
+                <w:szCs w:val="18"/>
                 <w:lang w:val="uk-UA" w:eastAsia="ru-RU"/>
               </w:rPr>
               <w:t xml:space="preserve">Юридична адреса: </w:t>
@@ -8094,8 +8212,8 @@
                 <w:rPr>
                   <w:rFonts w:ascii="Times New Roman" w:eastAsia="MS Mincho" w:hAnsi="Times New Roman" w:cs="Times New Roman"/>
                   <w:bCs/>
-                  <w:sz w:val="16"/>
-                  <w:szCs w:val="16"/>
+                  <w:sz w:val="18"/>
+                  <w:szCs w:val="18"/>
                   <w:lang w:val="uk-UA" w:eastAsia="ru-RU"/>
                 </w:rPr>
                 <w:alias w:val="CstLegalAddress"/>
@@ -8108,6 +8226,7 @@
                 <w15:appearance w15:val="tags"/>
                 <w:text/>
               </w:sdtPr>
+              <w:sdtEndPr/>
               <w:sdtContent>
                 <w:r>
                   <w:rPr>
@@ -8130,8 +8249,8 @@
               <w:rPr>
                 <w:rFonts w:ascii="Times New Roman" w:eastAsia="MS Mincho" w:hAnsi="Times New Roman" w:cs="Times New Roman"/>
                 <w:bCs/>
-                <w:sz w:val="16"/>
-                <w:szCs w:val="16"/>
+                <w:sz w:val="18"/>
+                <w:szCs w:val="18"/>
                 <w:lang w:val="uk-UA" w:eastAsia="ru-RU"/>
               </w:rPr>
             </w:pPr>
@@ -8140,8 +8259,8 @@
                 <w:rFonts w:ascii="Times New Roman" w:eastAsia="MS Mincho" w:hAnsi="Times New Roman" w:cs="Times New Roman"/>
                 <w:b/>
                 <w:bCs/>
-                <w:sz w:val="16"/>
-                <w:szCs w:val="16"/>
+                <w:sz w:val="18"/>
+                <w:szCs w:val="18"/>
                 <w:lang w:val="uk-UA" w:eastAsia="ru-RU"/>
               </w:rPr>
               <w:t xml:space="preserve">Фактична адреса: </w:t>
@@ -8151,8 +8270,8 @@
                 <w:rPr>
                   <w:rFonts w:ascii="Times New Roman" w:eastAsia="MS Mincho" w:hAnsi="Times New Roman" w:cs="Times New Roman"/>
                   <w:bCs/>
-                  <w:sz w:val="16"/>
-                  <w:szCs w:val="16"/>
+                  <w:sz w:val="18"/>
+                  <w:szCs w:val="18"/>
                   <w:lang w:val="uk-UA" w:eastAsia="ru-RU"/>
                 </w:rPr>
                 <w:alias w:val="CstResidentialAddress"/>
@@ -8165,6 +8284,7 @@
                 <w15:appearance w15:val="tags"/>
                 <w:text/>
               </w:sdtPr>
+              <w:sdtEndPr/>
               <w:sdtContent>
                 <w:r>
                   <w:rPr>
@@ -8187,8 +8307,8 @@
               <w:rPr>
                 <w:rFonts w:ascii="Times New Roman" w:eastAsia="MS Mincho" w:hAnsi="Times New Roman" w:cs="Times New Roman"/>
                 <w:bCs/>
-                <w:sz w:val="16"/>
-                <w:szCs w:val="16"/>
+                <w:sz w:val="18"/>
+                <w:szCs w:val="18"/>
                 <w:lang w:val="uk-UA" w:eastAsia="ru-RU"/>
               </w:rPr>
             </w:pPr>
@@ -8197,8 +8317,8 @@
                 <w:rFonts w:ascii="Times New Roman" w:eastAsia="MS Mincho" w:hAnsi="Times New Roman" w:cs="Times New Roman"/>
                 <w:b/>
                 <w:bCs/>
-                <w:sz w:val="16"/>
-                <w:szCs w:val="16"/>
+                <w:sz w:val="18"/>
+                <w:szCs w:val="18"/>
                 <w:lang w:val="uk-UA" w:eastAsia="ru-RU"/>
               </w:rPr>
               <w:t xml:space="preserve">Адреса для листування: </w:t>
@@ -8207,8 +8327,8 @@
               <w:sdtPr>
                 <w:rPr>
                   <w:rFonts w:ascii="Times New Roman" w:eastAsia="MS Mincho" w:hAnsi="Times New Roman" w:cs="Times New Roman"/>
-                  <w:sz w:val="16"/>
-                  <w:szCs w:val="16"/>
+                  <w:sz w:val="18"/>
+                  <w:szCs w:val="18"/>
                   <w:lang w:val="uk-UA" w:eastAsia="ru-RU"/>
                 </w:rPr>
                 <w:alias w:val="CstCorrespAddress"/>
@@ -8221,6 +8341,7 @@
                 <w15:appearance w15:val="tags"/>
                 <w:text/>
               </w:sdtPr>
+              <w:sdtEndPr/>
               <w:sdtContent>
                 <w:r>
                   <w:rPr>
@@ -8243,8 +8364,8 @@
               <w:rPr>
                 <w:rFonts w:ascii="Times New Roman" w:eastAsia="MS Mincho" w:hAnsi="Times New Roman" w:cs="Times New Roman"/>
                 <w:bCs/>
-                <w:sz w:val="16"/>
-                <w:szCs w:val="16"/>
+                <w:sz w:val="18"/>
+                <w:szCs w:val="18"/>
                 <w:lang w:val="uk-UA" w:eastAsia="ru-RU"/>
               </w:rPr>
             </w:pPr>
@@ -8254,8 +8375,8 @@
                 <w:rFonts w:ascii="Times New Roman" w:eastAsia="MS Mincho" w:hAnsi="Times New Roman" w:cs="Times New Roman"/>
                 <w:b/>
                 <w:bCs/>
-                <w:sz w:val="16"/>
-                <w:szCs w:val="16"/>
+                <w:sz w:val="18"/>
+                <w:szCs w:val="18"/>
                 <w:lang w:val="uk-UA" w:eastAsia="ru-RU"/>
               </w:rPr>
               <w:t>Тел</w:t>
@@ -8266,8 +8387,8 @@
                 <w:rFonts w:ascii="Times New Roman" w:eastAsia="MS Mincho" w:hAnsi="Times New Roman" w:cs="Times New Roman"/>
                 <w:b/>
                 <w:bCs/>
-                <w:sz w:val="16"/>
-                <w:szCs w:val="16"/>
+                <w:sz w:val="18"/>
+                <w:szCs w:val="18"/>
                 <w:lang w:val="uk-UA" w:eastAsia="ru-RU"/>
               </w:rPr>
               <w:t xml:space="preserve">.: </w:t>
@@ -8277,8 +8398,8 @@
                 <w:rPr>
                   <w:rFonts w:ascii="Times New Roman" w:eastAsia="MS Mincho" w:hAnsi="Times New Roman" w:cs="Times New Roman"/>
                   <w:bCs/>
-                  <w:sz w:val="16"/>
-                  <w:szCs w:val="16"/>
+                  <w:sz w:val="18"/>
+                  <w:szCs w:val="18"/>
                   <w:lang w:val="uk-UA" w:eastAsia="ru-RU"/>
                 </w:rPr>
                 <w:alias w:val="CstPhone"/>
@@ -8291,6 +8412,7 @@
                 <w15:appearance w15:val="tags"/>
                 <w:text/>
               </w:sdtPr>
+              <w:sdtEndPr/>
               <w:sdtContent>
                 <w:r>
                   <w:rPr>
@@ -8313,8 +8435,8 @@
               <w:rPr>
                 <w:rFonts w:ascii="Times New Roman" w:eastAsia="MS Mincho" w:hAnsi="Times New Roman" w:cs="Times New Roman"/>
                 <w:bCs/>
-                <w:sz w:val="16"/>
-                <w:szCs w:val="16"/>
+                <w:sz w:val="18"/>
+                <w:szCs w:val="18"/>
                 <w:lang w:val="uk-UA" w:eastAsia="ru-RU"/>
               </w:rPr>
             </w:pPr>
@@ -8323,8 +8445,8 @@
                 <w:rFonts w:ascii="Times New Roman" w:eastAsia="MS Mincho" w:hAnsi="Times New Roman" w:cs="Times New Roman"/>
                 <w:b/>
                 <w:bCs/>
-                <w:sz w:val="16"/>
-                <w:szCs w:val="16"/>
+                <w:sz w:val="18"/>
+                <w:szCs w:val="18"/>
                 <w:lang w:val="uk-UA" w:eastAsia="ru-RU"/>
               </w:rPr>
               <w:t>факс:_____________________________</w:t>
@@ -8342,8 +8464,8 @@
               <w:rPr>
                 <w:rFonts w:ascii="Times New Roman" w:eastAsia="MS Mincho" w:hAnsi="Times New Roman" w:cs="Times New Roman"/>
                 <w:bCs/>
-                <w:sz w:val="16"/>
-                <w:szCs w:val="16"/>
+                <w:sz w:val="18"/>
+                <w:szCs w:val="18"/>
                 <w:lang w:val="uk-UA" w:eastAsia="ru-RU"/>
               </w:rPr>
             </w:pPr>
@@ -8352,8 +8474,8 @@
                 <w:rFonts w:ascii="Times New Roman" w:eastAsia="MS Mincho" w:hAnsi="Times New Roman" w:cs="Times New Roman"/>
                 <w:b/>
                 <w:bCs/>
-                <w:sz w:val="16"/>
-                <w:szCs w:val="16"/>
+                <w:sz w:val="18"/>
+                <w:szCs w:val="18"/>
                 <w:lang w:val="uk-UA" w:eastAsia="ru-RU"/>
               </w:rPr>
               <w:t xml:space="preserve">Код ЄДРПОУ: </w:t>
@@ -8362,8 +8484,8 @@
               <w:sdtPr>
                 <w:rPr>
                   <w:rFonts w:ascii="Times New Roman" w:eastAsia="MS Mincho" w:hAnsi="Times New Roman" w:cs="Times New Roman"/>
-                  <w:sz w:val="16"/>
-                  <w:szCs w:val="16"/>
+                  <w:sz w:val="18"/>
+                  <w:szCs w:val="18"/>
                   <w:lang w:val="uk-UA" w:eastAsia="ru-RU"/>
                 </w:rPr>
                 <w:alias w:val="CstEDRPOU"/>
@@ -8376,6 +8498,7 @@
                 <w15:appearance w15:val="tags"/>
                 <w:text/>
               </w:sdtPr>
+              <w:sdtEndPr/>
               <w:sdtContent>
                 <w:r>
                   <w:rPr>
@@ -8398,8 +8521,8 @@
               <w:rPr>
                 <w:rFonts w:ascii="Times New Roman" w:eastAsia="MS Mincho" w:hAnsi="Times New Roman" w:cs="Times New Roman"/>
                 <w:bCs/>
-                <w:sz w:val="16"/>
-                <w:szCs w:val="16"/>
+                <w:sz w:val="18"/>
+                <w:szCs w:val="18"/>
                 <w:lang w:val="uk-UA" w:eastAsia="ru-RU"/>
               </w:rPr>
             </w:pPr>
@@ -8408,18 +8531,40 @@
                 <w:rFonts w:ascii="Times New Roman" w:eastAsia="MS Mincho" w:hAnsi="Times New Roman" w:cs="Times New Roman"/>
                 <w:b/>
                 <w:bCs/>
-                <w:sz w:val="16"/>
-                <w:szCs w:val="16"/>
+                <w:sz w:val="18"/>
+                <w:szCs w:val="18"/>
                 <w:lang w:val="uk-UA" w:eastAsia="ru-RU"/>
               </w:rPr>
-              <w:t xml:space="preserve">Банк </w:t>
+              <w:t>Банк</w:t>
+            </w:r>
+            <w:r>
+              <w:rPr>
+                <w:rFonts w:ascii="Times New Roman" w:eastAsia="MS Mincho" w:hAnsi="Times New Roman" w:cs="Times New Roman"/>
+                <w:b/>
+                <w:bCs/>
+                <w:sz w:val="18"/>
+                <w:szCs w:val="18"/>
+                <w:lang w:val="uk-UA" w:eastAsia="ru-RU"/>
+              </w:rPr>
+              <w:t>:</w:t>
+            </w:r>
+            <w:r>
+              <w:rPr>
+                <w:rFonts w:ascii="Times New Roman" w:eastAsia="MS Mincho" w:hAnsi="Times New Roman" w:cs="Times New Roman"/>
+                <w:b/>
+                <w:bCs/>
+                <w:sz w:val="18"/>
+                <w:szCs w:val="18"/>
+                <w:lang w:val="uk-UA" w:eastAsia="ru-RU"/>
+              </w:rPr>
+              <w:t xml:space="preserve"> </w:t>
             </w:r>
             <w:sdt>
               <w:sdtPr>
                 <w:rPr>
                   <w:rFonts w:ascii="Times New Roman" w:eastAsia="MS Mincho" w:hAnsi="Times New Roman" w:cs="Times New Roman"/>
-                  <w:sz w:val="16"/>
-                  <w:szCs w:val="16"/>
+                  <w:sz w:val="18"/>
+                  <w:szCs w:val="18"/>
                   <w:lang w:val="uk-UA" w:eastAsia="ru-RU"/>
                 </w:rPr>
                 <w:alias w:val="CstBankName"/>
@@ -8432,6 +8577,7 @@
                 <w15:appearance w15:val="tags"/>
                 <w:text/>
               </w:sdtPr>
+              <w:sdtEndPr/>
               <w:sdtContent>
                 <w:r>
                   <w:rPr>
@@ -8454,8 +8600,8 @@
               <w:rPr>
                 <w:rFonts w:ascii="Times New Roman" w:eastAsia="MS Mincho" w:hAnsi="Times New Roman" w:cs="Times New Roman"/>
                 <w:bCs/>
-                <w:sz w:val="16"/>
-                <w:szCs w:val="16"/>
+                <w:sz w:val="18"/>
+                <w:szCs w:val="18"/>
                 <w:lang w:val="uk-UA" w:eastAsia="ru-RU"/>
               </w:rPr>
             </w:pPr>
@@ -8464,8 +8610,8 @@
                 <w:rFonts w:ascii="Times New Roman" w:eastAsia="MS Mincho" w:hAnsi="Times New Roman" w:cs="Times New Roman"/>
                 <w:b/>
                 <w:bCs/>
-                <w:sz w:val="16"/>
-                <w:szCs w:val="16"/>
+                <w:sz w:val="18"/>
+                <w:szCs w:val="18"/>
                 <w:lang w:val="uk-UA" w:eastAsia="ru-RU"/>
               </w:rPr>
               <w:t xml:space="preserve">МФО: </w:t>
@@ -8474,8 +8620,8 @@
               <w:sdtPr>
                 <w:rPr>
                   <w:rFonts w:ascii="Times New Roman" w:eastAsia="MS Mincho" w:hAnsi="Times New Roman" w:cs="Times New Roman"/>
-                  <w:sz w:val="16"/>
-                  <w:szCs w:val="16"/>
+                  <w:sz w:val="18"/>
+                  <w:szCs w:val="18"/>
                   <w:lang w:val="uk-UA" w:eastAsia="ru-RU"/>
                 </w:rPr>
                 <w:alias w:val="CstBankMFO"/>
@@ -8488,6 +8634,7 @@
                 <w15:appearance w15:val="tags"/>
                 <w:text/>
               </w:sdtPr>
+              <w:sdtEndPr/>
               <w:sdtContent>
                 <w:r>
                   <w:rPr>
@@ -8510,8 +8657,8 @@
               <w:rPr>
                 <w:rFonts w:ascii="Times New Roman" w:eastAsia="MS Mincho" w:hAnsi="Times New Roman" w:cs="Times New Roman"/>
                 <w:bCs/>
-                <w:sz w:val="16"/>
-                <w:szCs w:val="16"/>
+                <w:sz w:val="18"/>
+                <w:szCs w:val="18"/>
                 <w:lang w:val="uk-UA" w:eastAsia="ru-RU"/>
               </w:rPr>
             </w:pPr>
@@ -8520,8 +8667,8 @@
                 <w:rFonts w:ascii="Times New Roman" w:eastAsia="MS Mincho" w:hAnsi="Times New Roman" w:cs="Times New Roman"/>
                 <w:b/>
                 <w:bCs/>
-                <w:sz w:val="16"/>
-                <w:szCs w:val="16"/>
+                <w:sz w:val="18"/>
+                <w:szCs w:val="18"/>
                 <w:lang w:val="uk-UA" w:eastAsia="ru-RU"/>
               </w:rPr>
               <w:t xml:space="preserve">р/р </w:t>
@@ -8530,8 +8677,8 @@
               <w:sdtPr>
                 <w:rPr>
                   <w:rFonts w:ascii="Times New Roman" w:eastAsia="MS Mincho" w:hAnsi="Times New Roman" w:cs="Times New Roman"/>
-                  <w:sz w:val="16"/>
-                  <w:szCs w:val="16"/>
+                  <w:sz w:val="18"/>
+                  <w:szCs w:val="18"/>
                   <w:lang w:val="uk-UA" w:eastAsia="ru-RU"/>
                 </w:rPr>
                 <w:alias w:val="CstAcc"/>
@@ -8544,6 +8691,7 @@
                 <w15:appearance w15:val="tags"/>
                 <w:text/>
               </w:sdtPr>
+              <w:sdtEndPr/>
               <w:sdtContent>
                 <w:r>
                   <w:rPr>
@@ -8566,8 +8714,8 @@
               <w:rPr>
                 <w:rFonts w:ascii="Times New Roman" w:eastAsia="MS Mincho" w:hAnsi="Times New Roman" w:cs="Times New Roman"/>
                 <w:bCs/>
-                <w:sz w:val="16"/>
-                <w:szCs w:val="16"/>
+                <w:sz w:val="18"/>
+                <w:szCs w:val="18"/>
                 <w:lang w:val="uk-UA" w:eastAsia="ru-RU"/>
               </w:rPr>
             </w:pPr>
@@ -8576,8 +8724,8 @@
                 <w:rFonts w:ascii="Times New Roman" w:eastAsia="MS Mincho" w:hAnsi="Times New Roman" w:cs="Times New Roman"/>
                 <w:b/>
                 <w:bCs/>
-                <w:sz w:val="16"/>
-                <w:szCs w:val="16"/>
+                <w:sz w:val="18"/>
+                <w:szCs w:val="18"/>
                 <w:lang w:val="uk-UA" w:eastAsia="ru-RU"/>
               </w:rPr>
               <w:t xml:space="preserve">Свідоцтво № </w:t>
@@ -8585,25 +8733,29 @@
             <w:sdt>
               <w:sdtPr>
                 <w:rPr>
-                  <w:rFonts w:ascii="Times New Roman" w:eastAsia="MS Mincho" w:hAnsi="Times New Roman" w:cs="Times New Roman"/>
-                  <w:sz w:val="16"/>
-                  <w:szCs w:val="16"/>
-                  <w:lang w:val="uk-UA" w:eastAsia="ru-RU"/>
+                  <w:rFonts w:ascii="Times New Roman" w:hAnsi="Times New Roman" w:cs="Times New Roman"/>
+                  <w:b/>
+                  <w:bCs/>
+                  <w:sz w:val="18"/>
+                  <w:szCs w:val="18"/>
+                  <w:lang w:val="uk-UA"/>
                 </w:rPr>
-                <w:alias w:val="CstAcc"/>
-                <w:tag w:val="CstAcc"/>
-                <w:id w:val="1575388416"/>
+                <w:alias w:val="CstRegNumber"/>
+                <w:tag w:val="CstRegNumber"/>
+                <w:id w:val="-1794891208"/>
                 <w:placeholder>
-                  <w:docPart w:val="8E9893245DC84F06A6C8C595A29BC015"/>
+                  <w:docPart w:val="3E01141613C34BCDBF42CEAF83F5EE3A"/>
                 </w:placeholder>
                 <w:showingPlcHdr/>
                 <w15:appearance w15:val="tags"/>
                 <w:text/>
               </w:sdtPr>
+              <w:sdtEndPr/>
               <w:sdtContent>
                 <w:r>
                   <w:rPr>
                     <w:rStyle w:val="ab"/>
+                    <w:lang w:val="uk-UA"/>
                   </w:rPr>
                   <w:t>Место для ввода текста.</w:t>
                 </w:r>
@@ -8611,37 +8763,46 @@
             </w:sdt>
             <w:r>
               <w:rPr>
-                <w:rFonts w:ascii="Times New Roman" w:eastAsia="MS Mincho" w:hAnsi="Times New Roman" w:cs="Times New Roman"/>
-                <w:b/>
-                <w:bCs/>
-                <w:sz w:val="16"/>
-                <w:szCs w:val="16"/>
-                <w:lang w:val="uk-UA" w:eastAsia="ru-RU"/>
-              </w:rPr>
-              <w:t xml:space="preserve"> від </w:t>
+                <w:rFonts w:ascii="Times New Roman" w:hAnsi="Times New Roman" w:cs="Times New Roman"/>
+                <w:sz w:val="18"/>
+                <w:szCs w:val="18"/>
+                <w:lang w:val="uk-UA"/>
+              </w:rPr>
+              <w:t xml:space="preserve"> ві</w:t>
+            </w:r>
+            <w:r>
+              <w:rPr>
+                <w:rFonts w:ascii="Times New Roman" w:hAnsi="Times New Roman" w:cs="Times New Roman"/>
+                <w:sz w:val="18"/>
+                <w:szCs w:val="18"/>
+                <w:lang w:val="uk-UA"/>
+              </w:rPr>
+              <w:t xml:space="preserve">д </w:t>
             </w:r>
             <w:sdt>
               <w:sdtPr>
                 <w:rPr>
-                  <w:rFonts w:ascii="Times New Roman" w:eastAsia="MS Mincho" w:hAnsi="Times New Roman" w:cs="Times New Roman"/>
-                  <w:sz w:val="16"/>
-                  <w:szCs w:val="16"/>
-                  <w:lang w:val="uk-UA" w:eastAsia="ru-RU"/>
+                  <w:rFonts w:ascii="Times New Roman" w:hAnsi="Times New Roman" w:cs="Times New Roman"/>
+                  <w:sz w:val="18"/>
+                  <w:szCs w:val="18"/>
+                  <w:lang w:val="uk-UA"/>
                 </w:rPr>
-                <w:alias w:val="CstAcc"/>
-                <w:tag w:val="CstAcc"/>
-                <w:id w:val="1488436807"/>
+                <w:alias w:val="CstRegData"/>
+                <w:tag w:val="CstRegData"/>
+                <w:id w:val="1267500302"/>
                 <w:placeholder>
-                  <w:docPart w:val="EE375718841D4B5A84490F283AECC46A"/>
+                  <w:docPart w:val="3E01141613C34BCDBF42CEAF83F5EE3A"/>
                 </w:placeholder>
                 <w:showingPlcHdr/>
                 <w15:appearance w15:val="tags"/>
                 <w:text/>
               </w:sdtPr>
+              <w:sdtEndPr/>
               <w:sdtContent>
                 <w:r>
                   <w:rPr>
                     <w:rStyle w:val="ab"/>
+                    <w:lang w:val="uk-UA"/>
                   </w:rPr>
                   <w:t>Место для ввода текста.</w:t>
                 </w:r>
@@ -8652,11 +8813,21 @@
                 <w:rFonts w:ascii="Times New Roman" w:eastAsia="MS Mincho" w:hAnsi="Times New Roman" w:cs="Times New Roman"/>
                 <w:b/>
                 <w:bCs/>
-                <w:sz w:val="16"/>
-                <w:szCs w:val="16"/>
+                <w:sz w:val="18"/>
+                <w:szCs w:val="18"/>
                 <w:lang w:val="uk-UA" w:eastAsia="ru-RU"/>
               </w:rPr>
-              <w:t xml:space="preserve"> р.</w:t>
+              <w:t xml:space="preserve"> </w:t>
+            </w:r>
+            <w:r>
+              <w:rPr>
+                <w:rFonts w:ascii="Times New Roman" w:eastAsia="MS Mincho" w:hAnsi="Times New Roman" w:cs="Times New Roman"/>
+                <w:bCs/>
+                <w:sz w:val="18"/>
+                <w:szCs w:val="18"/>
+                <w:lang w:val="uk-UA" w:eastAsia="ru-RU"/>
+              </w:rPr>
+              <w:t>р.</w:t>
             </w:r>
           </w:p>
           <w:p>
@@ -8671,9 +8842,9 @@
               <w:rPr>
                 <w:rFonts w:ascii="Times New Roman" w:eastAsia="MS Mincho" w:hAnsi="Times New Roman" w:cs="Times New Roman"/>
                 <w:bCs/>
-                <w:sz w:val="16"/>
-                <w:szCs w:val="16"/>
-                <w:lang w:val="uk-UA" w:eastAsia="ru-RU"/>
+                <w:sz w:val="18"/>
+                <w:szCs w:val="18"/>
+                <w:lang w:eastAsia="ru-RU"/>
               </w:rPr>
             </w:pPr>
             <w:r>
@@ -8681,8 +8852,77 @@
                 <w:rFonts w:ascii="Times New Roman" w:eastAsia="MS Mincho" w:hAnsi="Times New Roman" w:cs="Times New Roman"/>
                 <w:b/>
                 <w:bCs/>
-                <w:sz w:val="16"/>
-                <w:szCs w:val="16"/>
+                <w:sz w:val="18"/>
+                <w:szCs w:val="18"/>
+                <w:lang w:val="uk-UA" w:eastAsia="ru-RU"/>
+              </w:rPr>
+              <w:t>Є платником</w:t>
+            </w:r>
+            <w:r>
+              <w:rPr>
+                <w:rFonts w:ascii="Times New Roman" w:eastAsia="MS Mincho" w:hAnsi="Times New Roman" w:cs="Times New Roman"/>
+                <w:b/>
+                <w:bCs/>
+                <w:sz w:val="18"/>
+                <w:szCs w:val="18"/>
+                <w:lang w:eastAsia="ru-RU"/>
+              </w:rPr>
+              <w:t xml:space="preserve"> </w:t>
+            </w:r>
+            <w:sdt>
+              <w:sdtPr>
+                <w:rPr>
+                  <w:rFonts w:ascii="Times New Roman" w:eastAsia="MS Mincho" w:hAnsi="Times New Roman" w:cs="Times New Roman"/>
+                  <w:sz w:val="18"/>
+                  <w:szCs w:val="18"/>
+                  <w:lang w:val="uk-UA" w:eastAsia="ru-RU"/>
+                </w:rPr>
+                <w:alias w:val="CstVATType"/>
+                <w:tag w:val="CstVATType"/>
+                <w:id w:val="25303977"/>
+                <w:placeholder>
+                  <w:docPart w:val="7B9A4F766E4B45B0B03FC7BC9FA591CC"/>
+                </w:placeholder>
+                <w:showingPlcHdr/>
+                <w15:appearance w15:val="tags"/>
+                <w:text/>
+              </w:sdtPr>
+              <w:sdtEndPr/>
+              <w:sdtContent>
+                <w:r>
+                  <w:rPr>
+                    <w:rStyle w:val="ab"/>
+                    <w:lang w:val="uk-UA"/>
+                  </w:rPr>
+                  <w:t>Место для ввода текста.</w:t>
+                </w:r>
+              </w:sdtContent>
+            </w:sdt>
+          </w:p>
+          <w:p>
+            <w:pPr>
+              <w:overflowPunct w:val="0"/>
+              <w:autoSpaceDE w:val="0"/>
+              <w:autoSpaceDN w:val="0"/>
+              <w:adjustRightInd w:val="0"/>
+              <w:spacing w:after="0" w:line="240" w:lineRule="auto"/>
+              <w:ind w:right="-108"/>
+              <w:textAlignment w:val="baseline"/>
+              <w:rPr>
+                <w:rFonts w:ascii="Times New Roman" w:eastAsia="MS Mincho" w:hAnsi="Times New Roman" w:cs="Times New Roman"/>
+                <w:bCs/>
+                <w:sz w:val="18"/>
+                <w:szCs w:val="18"/>
+                <w:lang w:val="uk-UA" w:eastAsia="ru-RU"/>
+              </w:rPr>
+            </w:pPr>
+            <w:r>
+              <w:rPr>
+                <w:rFonts w:ascii="Times New Roman" w:eastAsia="MS Mincho" w:hAnsi="Times New Roman" w:cs="Times New Roman"/>
+                <w:b/>
+                <w:bCs/>
+                <w:sz w:val="18"/>
+                <w:szCs w:val="18"/>
                 <w:lang w:val="uk-UA" w:eastAsia="ru-RU"/>
               </w:rPr>
               <w:t xml:space="preserve">Індивідуальний податковий № </w:t>
@@ -8691,8 +8931,8 @@
               <w:sdtPr>
                 <w:rPr>
                   <w:rFonts w:ascii="Times New Roman" w:eastAsia="MS Mincho" w:hAnsi="Times New Roman" w:cs="Times New Roman"/>
-                  <w:sz w:val="16"/>
-                  <w:szCs w:val="16"/>
+                  <w:sz w:val="18"/>
+                  <w:szCs w:val="18"/>
                   <w:lang w:val="uk-UA" w:eastAsia="ru-RU"/>
                 </w:rPr>
                 <w:alias w:val="CstVAT"/>
@@ -8705,6 +8945,7 @@
                 <w15:appearance w15:val="tags"/>
                 <w:text/>
               </w:sdtPr>
+              <w:sdtEndPr/>
               <w:sdtContent>
                 <w:r>
                   <w:rPr>
@@ -8727,9 +8968,9 @@
               <w:rPr>
                 <w:rFonts w:ascii="Times New Roman" w:eastAsia="MS Mincho" w:hAnsi="Times New Roman" w:cs="Times New Roman"/>
                 <w:bCs/>
-                <w:sz w:val="16"/>
-                <w:szCs w:val="16"/>
-                <w:lang w:eastAsia="ru-RU"/>
+                <w:sz w:val="18"/>
+                <w:szCs w:val="18"/>
+                <w:lang w:val="uk-UA" w:eastAsia="ru-RU"/>
               </w:rPr>
             </w:pPr>
             <w:r>
@@ -8737,51 +8978,12 @@
                 <w:rFonts w:ascii="Times New Roman" w:eastAsia="MS Mincho" w:hAnsi="Times New Roman" w:cs="Times New Roman"/>
                 <w:b/>
                 <w:bCs/>
-                <w:sz w:val="16"/>
-                <w:szCs w:val="16"/>
+                <w:sz w:val="18"/>
+                <w:szCs w:val="18"/>
                 <w:lang w:val="uk-UA" w:eastAsia="ru-RU"/>
               </w:rPr>
-              <w:t>Є платником</w:t>
+              <w:t>http://_________________________________</w:t>
             </w:r>
-            <w:r>
-              <w:rPr>
-                <w:rFonts w:ascii="Times New Roman" w:eastAsia="MS Mincho" w:hAnsi="Times New Roman" w:cs="Times New Roman"/>
-                <w:b/>
-                <w:bCs/>
-                <w:sz w:val="16"/>
-                <w:szCs w:val="16"/>
-                <w:lang w:eastAsia="ru-RU"/>
-              </w:rPr>
-              <w:t xml:space="preserve"> </w:t>
-            </w:r>
-            <w:sdt>
-              <w:sdtPr>
-                <w:rPr>
-                  <w:rFonts w:ascii="Times New Roman" w:eastAsia="MS Mincho" w:hAnsi="Times New Roman" w:cs="Times New Roman"/>
-                  <w:sz w:val="16"/>
-                  <w:szCs w:val="16"/>
-                  <w:lang w:val="uk-UA" w:eastAsia="ru-RU"/>
-                </w:rPr>
-                <w:alias w:val="CstVATType"/>
-                <w:tag w:val="CstVATType"/>
-                <w:id w:val="25303977"/>
-                <w:placeholder>
-                  <w:docPart w:val="4EE2567ABC6E4CC59B5203C3C2E6C77A"/>
-                </w:placeholder>
-                <w:showingPlcHdr/>
-                <w15:appearance w15:val="tags"/>
-                <w:text/>
-              </w:sdtPr>
-              <w:sdtContent>
-                <w:r>
-                  <w:rPr>
-                    <w:rStyle w:val="ab"/>
-                    <w:lang w:val="uk-UA"/>
-                  </w:rPr>
-                  <w:t>Место для ввода текста.</w:t>
-                </w:r>
-              </w:sdtContent>
-            </w:sdt>
           </w:p>
           <w:p>
             <w:pPr>
@@ -8795,8 +8997,8 @@
               <w:rPr>
                 <w:rFonts w:ascii="Times New Roman" w:eastAsia="MS Mincho" w:hAnsi="Times New Roman" w:cs="Times New Roman"/>
                 <w:bCs/>
-                <w:sz w:val="16"/>
-                <w:szCs w:val="16"/>
+                <w:sz w:val="18"/>
+                <w:szCs w:val="18"/>
                 <w:lang w:val="uk-UA" w:eastAsia="ru-RU"/>
               </w:rPr>
             </w:pPr>
@@ -8805,37 +9007,8 @@
                 <w:rFonts w:ascii="Times New Roman" w:eastAsia="MS Mincho" w:hAnsi="Times New Roman" w:cs="Times New Roman"/>
                 <w:b/>
                 <w:bCs/>
-                <w:sz w:val="16"/>
-                <w:szCs w:val="16"/>
-                <w:lang w:val="uk-UA" w:eastAsia="ru-RU"/>
-              </w:rPr>
-              <w:t>http://_________________________________</w:t>
-            </w:r>
-          </w:p>
-          <w:p>
-            <w:pPr>
-              <w:overflowPunct w:val="0"/>
-              <w:autoSpaceDE w:val="0"/>
-              <w:autoSpaceDN w:val="0"/>
-              <w:adjustRightInd w:val="0"/>
-              <w:spacing w:after="0" w:line="240" w:lineRule="auto"/>
-              <w:ind w:right="-108"/>
-              <w:textAlignment w:val="baseline"/>
-              <w:rPr>
-                <w:rFonts w:ascii="Times New Roman" w:eastAsia="MS Mincho" w:hAnsi="Times New Roman" w:cs="Times New Roman"/>
-                <w:bCs/>
-                <w:sz w:val="16"/>
-                <w:szCs w:val="16"/>
-                <w:lang w:val="uk-UA" w:eastAsia="ru-RU"/>
-              </w:rPr>
-            </w:pPr>
-            <w:r>
-              <w:rPr>
-                <w:rFonts w:ascii="Times New Roman" w:eastAsia="MS Mincho" w:hAnsi="Times New Roman" w:cs="Times New Roman"/>
-                <w:b/>
-                <w:bCs/>
-                <w:sz w:val="16"/>
-                <w:szCs w:val="16"/>
+                <w:sz w:val="18"/>
+                <w:szCs w:val="18"/>
                 <w:lang w:val="uk-UA" w:eastAsia="ru-RU"/>
               </w:rPr>
               <w:t>E-</w:t>
@@ -8846,8 +9019,8 @@
                 <w:rFonts w:ascii="Times New Roman" w:eastAsia="MS Mincho" w:hAnsi="Times New Roman" w:cs="Times New Roman"/>
                 <w:b/>
                 <w:bCs/>
-                <w:sz w:val="16"/>
-                <w:szCs w:val="16"/>
+                <w:sz w:val="18"/>
+                <w:szCs w:val="18"/>
                 <w:lang w:val="uk-UA" w:eastAsia="ru-RU"/>
               </w:rPr>
               <w:t>mail</w:t>
@@ -8858,8 +9031,8 @@
                 <w:rFonts w:ascii="Times New Roman" w:eastAsia="MS Mincho" w:hAnsi="Times New Roman" w:cs="Times New Roman"/>
                 <w:b/>
                 <w:bCs/>
-                <w:sz w:val="16"/>
-                <w:szCs w:val="16"/>
+                <w:sz w:val="18"/>
+                <w:szCs w:val="18"/>
                 <w:lang w:val="uk-UA" w:eastAsia="ru-RU"/>
               </w:rPr>
               <w:t>: _______________________________</w:t>
@@ -9021,8 +9194,8 @@
                   <w:pPr>
                     <w:rPr>
                       <w:color w:val="000000"/>
-                      <w:sz w:val="16"/>
-                      <w:szCs w:val="16"/>
+                      <w:sz w:val="18"/>
+                      <w:szCs w:val="18"/>
                     </w:rPr>
                   </w:pPr>
                   <w:r>
@@ -9048,8 +9221,8 @@
                         <w:sz w:val="18"/>
                         <w:szCs w:val="18"/>
                       </w:rPr>
-                      <w:alias w:val="CstPerson"/>
-                      <w:tag w:val="CstPerson"/>
+                      <w:alias w:val="CstPerson1"/>
+                      <w:tag w:val="CstPerson1"/>
                       <w:id w:val="433098122"/>
                       <w:placeholder>
                         <w:docPart w:val="AEE57C991753400886D2CD86F69F8F11"/>
@@ -9058,6 +9231,7 @@
                       <w15:appearance w15:val="tags"/>
                       <w:text/>
                     </w:sdtPr>
+                    <w:sdtEndPr/>
                     <w:sdtContent>
                       <w:r>
                         <w:rPr>
@@ -9076,15 +9250,6 @@
                     <w:t xml:space="preserve"> /</w:t>
                   </w:r>
                 </w:p>
-                <w:p>
-                  <w:pPr>
-                    <w:rPr>
-                      <w:color w:val="000000"/>
-                      <w:sz w:val="18"/>
-                      <w:szCs w:val="18"/>
-                    </w:rPr>
-                  </w:pPr>
-                </w:p>
               </w:tc>
             </w:tr>
           </w:tbl>
@@ -9102,7 +9267,7 @@
                 <w:sz w:val="16"/>
                 <w:szCs w:val="16"/>
                 <w:vertAlign w:val="superscript"/>
-                <w:lang w:val="en-US" w:eastAsia="ru-RU"/>
+                <w:lang w:eastAsia="ru-RU"/>
               </w:rPr>
             </w:pPr>
           </w:p>
@@ -9327,15 +9492,11 @@
                 <w15:appearance w15:val="tags"/>
                 <w:text/>
               </w:sdtPr>
+              <w:sdtEndPr/>
               <w:sdtContent>
                 <w:r>
                   <w:rPr>
-                    <w:rFonts w:ascii="Times New Roman" w:eastAsia="MS Mincho" w:hAnsi="Times New Roman" w:cs="Times New Roman"/>
-                    <w:b/>
-                    <w:bCs/>
-                    <w:sz w:val="16"/>
-                    <w:szCs w:val="16"/>
-                    <w:lang w:eastAsia="ru-RU"/>
+                    <w:rStyle w:val="ab"/>
                   </w:rPr>
                   <w:t>Место для ввода текста.</w:t>
                 </w:r>
@@ -9396,15 +9557,11 @@
                 <w15:appearance w15:val="tags"/>
                 <w:text/>
               </w:sdtPr>
+              <w:sdtEndPr/>
               <w:sdtContent>
                 <w:r>
                   <w:rPr>
-                    <w:rFonts w:ascii="Times New Roman" w:eastAsia="MS Mincho" w:hAnsi="Times New Roman" w:cs="Times New Roman"/>
-                    <w:b/>
-                    <w:bCs/>
-                    <w:sz w:val="16"/>
-                    <w:szCs w:val="16"/>
-                    <w:lang w:eastAsia="ru-RU"/>
+                    <w:rStyle w:val="ab"/>
                   </w:rPr>
                   <w:t>Место для ввода текста.</w:t>
                 </w:r>
@@ -18503,6 +18660,7 @@
     <w:lsdException w:name="HTML Sample" w:semiHidden="1" w:unhideWhenUsed="1"/>
     <w:lsdException w:name="HTML Typewriter" w:semiHidden="1" w:unhideWhenUsed="1"/>
     <w:lsdException w:name="HTML Variable" w:semiHidden="1" w:unhideWhenUsed="1"/>
+    <w:lsdException w:name="Normal Table" w:semiHidden="1" w:unhideWhenUsed="1"/>
     <w:lsdException w:name="annotation subject" w:semiHidden="1" w:unhideWhenUsed="1"/>
     <w:lsdException w:name="No List" w:semiHidden="1" w:unhideWhenUsed="1"/>
     <w:lsdException w:name="Outline List 1" w:semiHidden="1" w:unhideWhenUsed="1"/>
@@ -18546,8 +18704,10 @@
     <w:lsdException w:name="Table Elegant" w:semiHidden="1" w:unhideWhenUsed="1"/>
     <w:lsdException w:name="Table Professional" w:semiHidden="1" w:unhideWhenUsed="1"/>
     <w:lsdException w:name="Table Subtle 1" w:semiHidden="1" w:unhideWhenUsed="1"/>
+    <w:lsdException w:name="Table Subtle 2" w:semiHidden="1" w:unhideWhenUsed="1"/>
     <w:lsdException w:name="Table Web 1" w:semiHidden="1" w:unhideWhenUsed="1"/>
     <w:lsdException w:name="Table Web 2" w:semiHidden="1" w:unhideWhenUsed="1"/>
+    <w:lsdException w:name="Table Web 3" w:semiHidden="1" w:unhideWhenUsed="1"/>
     <w:lsdException w:name="Balloon Text" w:semiHidden="1" w:unhideWhenUsed="1"/>
     <w:lsdException w:name="Table Grid" w:uiPriority="59"/>
     <w:lsdException w:name="Table Theme" w:semiHidden="1" w:unhideWhenUsed="1"/>
@@ -18785,6 +18945,7 @@
   <w:style w:type="character" w:default="1" w:styleId="a0">
     <w:name w:val="Default Paragraph Font"/>
     <w:uiPriority w:val="1"/>
+    <w:semiHidden/>
     <w:unhideWhenUsed/>
   </w:style>
   <w:style w:type="table" w:default="1" w:styleId="a1">
@@ -18874,7 +19035,7 @@
   </w:style>
   <w:style w:type="paragraph" w:styleId="a9">
     <w:name w:val="Body Text"/>
-    <w:aliases w:val=" Знак"/>
+    <w:aliases w:val=" Знак,Знак"/>
     <w:basedOn w:val="a"/>
     <w:link w:val="aa"/>
     <w:rsid w:val="00453FFD"/>
@@ -18897,7 +19058,7 @@
   </w:style>
   <w:style w:type="character" w:customStyle="1" w:styleId="aa">
     <w:name w:val="Основной текст Знак"/>
-    <w:aliases w:val=" Знак Знак"/>
+    <w:aliases w:val=" Знак Знак,Знак Знак"/>
     <w:basedOn w:val="a0"/>
     <w:link w:val="a9"/>
     <w:rsid w:val="00453FFD"/>
@@ -19016,6 +19177,37 @@
         <w:insideV w:val="single" w:sz="4" w:space="0" w:color="auto"/>
       </w:tblBorders>
     </w:tblPr>
+  </w:style>
+  <w:style w:type="paragraph" w:styleId="ad">
+    <w:name w:val="Balloon Text"/>
+    <w:basedOn w:val="a"/>
+    <w:link w:val="ae"/>
+    <w:uiPriority w:val="99"/>
+    <w:semiHidden/>
+    <w:unhideWhenUsed/>
+    <w:rsid w:val="00922072"/>
+    <w:pPr>
+      <w:spacing w:after="0" w:line="240" w:lineRule="auto"/>
+    </w:pPr>
+    <w:rPr>
+      <w:rFonts w:ascii="Segoe UI" w:hAnsi="Segoe UI" w:cs="Segoe UI"/>
+      <w:sz w:val="18"/>
+      <w:szCs w:val="18"/>
+    </w:rPr>
+  </w:style>
+  <w:style w:type="character" w:customStyle="1" w:styleId="ae">
+    <w:name w:val="Текст выноски Знак"/>
+    <w:basedOn w:val="a0"/>
+    <w:link w:val="ad"/>
+    <w:uiPriority w:val="99"/>
+    <w:semiHidden/>
+    <w:rsid w:val="00922072"/>
+    <w:rPr>
+      <w:rFonts w:ascii="Segoe UI" w:hAnsi="Segoe UI" w:cs="Segoe UI"/>
+      <w:sz w:val="18"/>
+      <w:szCs w:val="18"/>
+      <w:lang w:val="ru-RU"/>
+    </w:rPr>
   </w:style>
 </w:styles>
 </file>
@@ -19707,64 +19899,6 @@
     </w:docPart>
     <w:docPart>
       <w:docPartPr>
-        <w:name w:val="8E9893245DC84F06A6C8C595A29BC015"/>
-        <w:category>
-          <w:name w:val="Общие"/>
-          <w:gallery w:val="placeholder"/>
-        </w:category>
-        <w:types>
-          <w:type w:val="bbPlcHdr"/>
-        </w:types>
-        <w:behaviors>
-          <w:behavior w:val="content"/>
-        </w:behaviors>
-        <w:guid w:val="{A7EA1FE8-E991-4656-803A-FA0BF849A6E7}"/>
-      </w:docPartPr>
-      <w:docPartBody>
-        <w:p>
-          <w:pPr>
-            <w:pStyle w:val="8E9893245DC84F06A6C8C595A29BC015"/>
-          </w:pPr>
-          <w:r>
-            <w:rPr>
-              <w:rStyle w:val="a3"/>
-            </w:rPr>
-            <w:t>Место для ввода текста.</w:t>
-          </w:r>
-        </w:p>
-      </w:docPartBody>
-    </w:docPart>
-    <w:docPart>
-      <w:docPartPr>
-        <w:name w:val="EE375718841D4B5A84490F283AECC46A"/>
-        <w:category>
-          <w:name w:val="Общие"/>
-          <w:gallery w:val="placeholder"/>
-        </w:category>
-        <w:types>
-          <w:type w:val="bbPlcHdr"/>
-        </w:types>
-        <w:behaviors>
-          <w:behavior w:val="content"/>
-        </w:behaviors>
-        <w:guid w:val="{5AD7D455-6BF5-403B-B502-A7A9033F2744}"/>
-      </w:docPartPr>
-      <w:docPartBody>
-        <w:p>
-          <w:pPr>
-            <w:pStyle w:val="EE375718841D4B5A84490F283AECC46A"/>
-          </w:pPr>
-          <w:r>
-            <w:rPr>
-              <w:rStyle w:val="a3"/>
-            </w:rPr>
-            <w:t>Место для ввода текста.</w:t>
-          </w:r>
-        </w:p>
-      </w:docPartBody>
-    </w:docPart>
-    <w:docPart>
-      <w:docPartPr>
         <w:name w:val="1AD6CB146F5C4C059C28582CCE914BFC"/>
         <w:category>
           <w:name w:val="Общие"/>
@@ -19786,36 +19920,6 @@
           <w:r>
             <w:rPr>
               <w:rStyle w:val="a3"/>
-            </w:rPr>
-            <w:t>Место для ввода текста.</w:t>
-          </w:r>
-        </w:p>
-      </w:docPartBody>
-    </w:docPart>
-    <w:docPart>
-      <w:docPartPr>
-        <w:name w:val="4EE2567ABC6E4CC59B5203C3C2E6C77A"/>
-        <w:category>
-          <w:name w:val="Общие"/>
-          <w:gallery w:val="placeholder"/>
-        </w:category>
-        <w:types>
-          <w:type w:val="bbPlcHdr"/>
-        </w:types>
-        <w:behaviors>
-          <w:behavior w:val="content"/>
-        </w:behaviors>
-        <w:guid w:val="{BB74706F-095F-4A33-B7E1-4611ED9A2002}"/>
-      </w:docPartPr>
-      <w:docPartBody>
-        <w:p>
-          <w:pPr>
-            <w:pStyle w:val="4EE2567ABC6E4CC59B5203C3C2E6C77A"/>
-          </w:pPr>
-          <w:r>
-            <w:rPr>
-              <w:rStyle w:val="a3"/>
-              <w:lang w:val="uk-UA"/>
             </w:rPr>
             <w:t>Место для ввода текста.</w:t>
           </w:r>
@@ -19909,6 +20013,124 @@
         </w:p>
       </w:docPartBody>
     </w:docPart>
+    <w:docPart>
+      <w:docPartPr>
+        <w:name w:val="3E01141613C34BCDBF42CEAF83F5EE3A"/>
+        <w:category>
+          <w:name w:val="Общие"/>
+          <w:gallery w:val="placeholder"/>
+        </w:category>
+        <w:types>
+          <w:type w:val="bbPlcHdr"/>
+        </w:types>
+        <w:behaviors>
+          <w:behavior w:val="content"/>
+        </w:behaviors>
+        <w:guid w:val="{A5FFA423-1691-46E8-9F31-4824BBE5F4F8}"/>
+      </w:docPartPr>
+      <w:docPartBody>
+        <w:p>
+          <w:pPr>
+            <w:pStyle w:val="3E01141613C34BCDBF42CEAF83F5EE3A"/>
+          </w:pPr>
+          <w:r>
+            <w:rPr>
+              <w:rStyle w:val="a3"/>
+              <w:lang w:val="uk-UA"/>
+            </w:rPr>
+            <w:t>Место для ввода текста.</w:t>
+          </w:r>
+        </w:p>
+      </w:docPartBody>
+    </w:docPart>
+    <w:docPart>
+      <w:docPartPr>
+        <w:name w:val="7B9A4F766E4B45B0B03FC7BC9FA591CC"/>
+        <w:category>
+          <w:name w:val="Общие"/>
+          <w:gallery w:val="placeholder"/>
+        </w:category>
+        <w:types>
+          <w:type w:val="bbPlcHdr"/>
+        </w:types>
+        <w:behaviors>
+          <w:behavior w:val="content"/>
+        </w:behaviors>
+        <w:guid w:val="{9F75C109-1AC4-4318-819B-EB869AD05BE9}"/>
+      </w:docPartPr>
+      <w:docPartBody>
+        <w:p>
+          <w:pPr>
+            <w:pStyle w:val="7B9A4F766E4B45B0B03FC7BC9FA591CC"/>
+          </w:pPr>
+          <w:r>
+            <w:rPr>
+              <w:rStyle w:val="a3"/>
+              <w:lang w:val="uk-UA"/>
+            </w:rPr>
+            <w:t>Место для ввода текста.</w:t>
+          </w:r>
+        </w:p>
+      </w:docPartBody>
+    </w:docPart>
+    <w:docPart>
+      <w:docPartPr>
+        <w:name w:val="1BF41FBE5CCC48D7BA61FAD1E796BAC1"/>
+        <w:category>
+          <w:name w:val="Общие"/>
+          <w:gallery w:val="placeholder"/>
+        </w:category>
+        <w:types>
+          <w:type w:val="bbPlcHdr"/>
+        </w:types>
+        <w:behaviors>
+          <w:behavior w:val="content"/>
+        </w:behaviors>
+        <w:guid w:val="{F32DA4DE-CD78-4621-8A0B-2949FB8A5EFC}"/>
+      </w:docPartPr>
+      <w:docPartBody>
+        <w:p>
+          <w:pPr>
+            <w:pStyle w:val="1BF41FBE5CCC48D7BA61FAD1E796BAC1"/>
+          </w:pPr>
+          <w:r>
+            <w:rPr>
+              <w:rStyle w:val="a3"/>
+            </w:rPr>
+            <w:t>Место для ввода текста.</w:t>
+          </w:r>
+        </w:p>
+      </w:docPartBody>
+    </w:docPart>
+    <w:docPart>
+      <w:docPartPr>
+        <w:name w:val="0C30A8C1AEE94881A2028E3487E1112B"/>
+        <w:category>
+          <w:name w:val="Общие"/>
+          <w:gallery w:val="placeholder"/>
+        </w:category>
+        <w:types>
+          <w:type w:val="bbPlcHdr"/>
+        </w:types>
+        <w:behaviors>
+          <w:behavior w:val="content"/>
+        </w:behaviors>
+        <w:guid w:val="{199041EC-D83C-4AA4-97E5-7EC30BD1E2D8}"/>
+      </w:docPartPr>
+      <w:docPartBody>
+        <w:p>
+          <w:pPr>
+            <w:pStyle w:val="0C30A8C1AEE94881A2028E3487E1112B"/>
+          </w:pPr>
+          <w:r>
+            <w:rPr>
+              <w:rStyle w:val="a3"/>
+            </w:rPr>
+            <w:t>Выберите стандартный блок.</w:t>
+          </w:r>
+        </w:p>
+      </w:docPartBody>
+    </w:docPart>
   </w:docParts>
 </w:glossaryDocument>
 </file>
@@ -19937,19 +20159,19 @@
     <w:pitch w:val="fixed"/>
     <w:sig w:usb0="E00002FF" w:usb1="6AC7FDFB" w:usb2="08000012" w:usb3="00000000" w:csb0="0002009F" w:csb1="00000000"/>
   </w:font>
+  <w:font w:name="Segoe UI">
+    <w:panose1 w:val="020B0502040204020203"/>
+    <w:charset w:val="CC"/>
+    <w:family w:val="swiss"/>
+    <w:pitch w:val="variable"/>
+    <w:sig w:usb0="E4002EFF" w:usb1="C000E47F" w:usb2="00000009" w:usb3="00000000" w:csb0="000001FF" w:csb1="00000000"/>
+  </w:font>
   <w:font w:name="Times New Roman CYR">
     <w:panose1 w:val="02020603050405020304"/>
     <w:charset w:val="CC"/>
     <w:family w:val="roman"/>
     <w:pitch w:val="variable"/>
     <w:sig w:usb0="E0002EFF" w:usb1="C000785B" w:usb2="00000009" w:usb3="00000000" w:csb0="000001FF" w:csb1="00000000"/>
-  </w:font>
-  <w:font w:name="Verdana">
-    <w:panose1 w:val="020B0604030504040204"/>
-    <w:charset w:val="CC"/>
-    <w:family w:val="swiss"/>
-    <w:pitch w:val="variable"/>
-    <w:sig w:usb0="A00006FF" w:usb1="4000205B" w:usb2="00000010" w:usb3="00000000" w:csb0="0000019F" w:csb1="00000000"/>
   </w:font>
   <w:font w:name="inherit">
     <w:altName w:val="Times New Roman"/>
@@ -20014,7 +20236,12 @@
   <w:rsids>
     <w:rsidRoot w:val="009C6730"/>
     <w:rsid w:val="000C5149"/>
+    <w:rsid w:val="00427A0C"/>
+    <w:rsid w:val="007730D3"/>
     <w:rsid w:val="009C6730"/>
+    <w:rsid w:val="00A60883"/>
+    <w:rsid w:val="00C03634"/>
+    <w:rsid w:val="00F11CEA"/>
   </w:rsids>
   <m:mathPr>
     <m:mathFont m:val="Cambria Math"/>
@@ -20467,7 +20694,7 @@
     <w:basedOn w:val="a0"/>
     <w:uiPriority w:val="99"/>
     <w:semiHidden/>
-    <w:rsid w:val="009C6730"/>
+    <w:rsid w:val="00F11CEA"/>
     <w:rPr>
       <w:color w:val="808080"/>
     </w:rPr>
@@ -20687,6 +20914,25 @@
   <w:style w:type="paragraph" w:customStyle="1" w:styleId="71EA3B69257E4B93B4034AF7EB65BB22">
     <w:name w:val="71EA3B69257E4B93B4034AF7EB65BB22"/>
     <w:rsid w:val="009C6730"/>
+  </w:style>
+  <w:style w:type="paragraph" w:customStyle="1" w:styleId="3E01141613C34BCDBF42CEAF83F5EE3A">
+    <w:name w:val="3E01141613C34BCDBF42CEAF83F5EE3A"/>
+    <w:rsid w:val="00427A0C"/>
+  </w:style>
+  <w:style w:type="paragraph" w:customStyle="1" w:styleId="7B9A4F766E4B45B0B03FC7BC9FA591CC">
+    <w:name w:val="7B9A4F766E4B45B0B03FC7BC9FA591CC"/>
+    <w:rsid w:val="00C03634"/>
+  </w:style>
+  <w:style w:type="paragraph" w:customStyle="1" w:styleId="1BF41FBE5CCC48D7BA61FAD1E796BAC1">
+    <w:name w:val="1BF41FBE5CCC48D7BA61FAD1E796BAC1"/>
+    <w:rsid w:val="007730D3"/>
+  </w:style>
+  <w:style w:type="paragraph" w:customStyle="1" w:styleId="0C30A8C1AEE94881A2028E3487E1112B">
+    <w:name w:val="0C30A8C1AEE94881A2028E3487E1112B"/>
+    <w:rsid w:val="00F11CEA"/>
+    <w:rPr>
+      <w:lang w:val="ru-UA" w:eastAsia="ru-UA"/>
+    </w:rPr>
   </w:style>
 </w:styles>
 </file>
